--- a/Subjects/S2-CMP/past-papers/2025-2026/Term 02/WrittenExam/25_26_S2_CMP_Term02_Exam.docx
+++ b/Subjects/S2-CMP/past-papers/2025-2026/Term 02/WrittenExam/25_26_S2_CMP_Term02_Exam.docx
@@ -262,43 +262,43 @@
                 <w:rFonts w:ascii="Arial" w:hAnsi="Arial" w:cs="Arial"/>
               </w:rPr>
               <w:tab/>
-              <w:t>2026</w:t>
+              <w:t>____</w:t>
             </w:r>
             <w:r>
               <w:rPr>
                 <w:rFonts w:ascii="Arial" w:hAnsi="Arial" w:cs="Arial" w:hint="eastAsia"/>
               </w:rPr>
-              <w:t>年</w:t>
+              <w:t>_</w:t>
             </w:r>
             <w:r>
               <w:rPr>
                 <w:rFonts w:ascii="Arial" w:hAnsi="Arial" w:cs="Arial"/>
               </w:rPr>
-              <w:t>6</w:t>
+              <w:t>_</w:t>
             </w:r>
             <w:r>
               <w:rPr>
                 <w:rFonts w:ascii="Arial" w:hAnsi="Arial" w:cs="Arial" w:hint="eastAsia"/>
               </w:rPr>
-              <w:t>月</w:t>
+              <w:t>_</w:t>
             </w:r>
             <w:r>
               <w:rPr>
                 <w:rFonts w:ascii="Arial" w:hAnsi="Arial" w:cs="Arial"/>
               </w:rPr>
-              <w:t>1</w:t>
+              <w:t>_</w:t>
             </w:r>
             <w:r>
               <w:rPr>
                 <w:rFonts w:ascii="Arial" w:hAnsi="Arial" w:cs="Arial"/>
               </w:rPr>
-              <w:t>5</w:t>
+              <w:t>_</w:t>
             </w:r>
             <w:r>
               <w:rPr>
                 <w:rFonts w:ascii="Arial" w:hAnsi="Arial" w:cs="Arial" w:hint="eastAsia"/>
               </w:rPr>
-              <w:t>日</w:t>
+              <w:t>_</w:t>
             </w:r>
           </w:p>
           <w:p>
@@ -339,46 +339,58 @@
               <w:rPr>
                 <w:rFonts w:ascii="Arial" w:hAnsi="Arial" w:cs="Arial" w:hint="eastAsia"/>
               </w:rPr>
-              <w:t>上午</w:t>
+              <w:t>__</w:t>
             </w:r>
             <w:r>
               <w:rPr>
                 <w:rFonts w:ascii="Arial" w:hAnsi="Arial" w:cs="Arial"/>
               </w:rPr>
-              <w:t>1</w:t>
+              <w:t>_</w:t>
             </w:r>
             <w:r>
               <w:rPr>
                 <w:rFonts w:ascii="Arial" w:hAnsi="Arial" w:cs="Arial"/>
               </w:rPr>
-              <w:t>1</w:t>
+              <w:t>_</w:t>
             </w:r>
             <w:r>
               <w:rPr>
                 <w:rFonts w:ascii="Arial" w:hAnsi="Arial" w:cs="Arial"/>
               </w:rPr>
-              <w:t>:</w:t>
+              <w:t>_</w:t>
             </w:r>
             <w:r>
               <w:rPr>
                 <w:rFonts w:ascii="Arial" w:hAnsi="Arial" w:cs="Arial"/>
               </w:rPr>
-              <w:t>1</w:t>
+              <w:t>_</w:t>
             </w:r>
             <w:r>
               <w:rPr>
                 <w:rFonts w:ascii="Arial" w:hAnsi="Arial" w:cs="Arial"/>
               </w:rPr>
-              <w:t xml:space="preserve">5 </w:t>
+              <w:t>__</w:t>
             </w:r>
             <w:proofErr w:type="gramStart"/>
             <w:r>
               <w:rPr>
                 <w:rFonts w:ascii="Arial" w:hAnsi="Arial" w:cs="Arial"/>
               </w:rPr>
-              <w:t>–</w:t>
+              <w:t>_</w:t>
             </w:r>
             <w:proofErr w:type="gramEnd"/>
+            <w:r>
+              <w:rPr>
+                <w:rFonts w:ascii="Arial" w:hAnsi="Arial" w:cs="Arial"/>
+              </w:rPr>
+              <w:t>_</w:t>
+            </w:r>
+            <w:r>
+              <w:rPr>
+                <w:rFonts w:ascii="Arial" w:hAnsi="Arial" w:cs="Arial" w:hint="eastAsia"/>
+              </w:rPr>
+              <w:t xml:space="preserve"> </w:t>
+            </w:r>
             <w:r>
               <w:rPr>
                 <w:rFonts w:ascii="Arial" w:hAnsi="Arial" w:cs="Arial"/>
@@ -387,27 +399,15 @@
             </w:r>
             <w:r>
               <w:rPr>
-                <w:rFonts w:ascii="Arial" w:hAnsi="Arial" w:cs="Arial" w:hint="eastAsia"/>
+                <w:rFonts w:ascii="Arial" w:hAnsi="Arial" w:cs="Arial"/>
               </w:rPr>
-              <w:t>上午</w:t>
+              <w:t xml:space="preserve"> </w:t>
             </w:r>
             <w:r>
               <w:rPr>
                 <w:rFonts w:ascii="Arial" w:hAnsi="Arial" w:cs="Arial"/>
               </w:rPr>
-              <w:t>11:</w:t>
-            </w:r>
-            <w:r>
-              <w:rPr>
-                <w:rFonts w:ascii="Arial" w:hAnsi="Arial" w:cs="Arial"/>
-              </w:rPr>
-              <w:t>4</w:t>
-            </w:r>
-            <w:r>
-              <w:rPr>
-                <w:rFonts w:ascii="Arial" w:hAnsi="Arial" w:cs="Arial"/>
-              </w:rPr>
-              <w:t>5</w:t>
+              <w:t xml:space="preserve"> </w:t>
             </w:r>
           </w:p>
           <w:p>
@@ -449,7 +449,7 @@
               <w:rPr>
                 <w:rFonts w:ascii="Arial" w:hAnsi="Arial" w:cs="Arial" w:hint="eastAsia"/>
               </w:rPr>
-              <w:t>分鐘</w:t>
+              <w:t xml:space="preserve"> 分鐘</w:t>
             </w:r>
           </w:p>
           <w:p>
@@ -492,7 +492,7 @@
                 <w:rFonts w:ascii="Arial" w:hAnsi="Arial" w:cs="Arial" w:hint="eastAsia"/>
                 <w:lang w:val="x-none"/>
               </w:rPr>
-              <w:t>頁</w:t>
+              <w:t xml:space="preserve"> 頁</w:t>
             </w:r>
           </w:p>
           <w:p>
@@ -1730,18 +1730,18 @@
         <w:tab/>
       </w:r>
       <w:r>
-        <w:t>只有</w:t>
-      </w:r>
-      <w:r>
-        <w:t xml:space="preserve"> (</w:t>
+        <w:t>(i</w:t>
+      </w:r>
+      <w:r>
+        <w:t>)、</w:t>
       </w:r>
       <w:proofErr w:type="spellStart"/>
       <w:r>
-        <w:t>i</w:t>
+        <w:t>(</w:t>
       </w:r>
       <w:proofErr w:type="spellEnd"/>
       <w:r>
-        <w:t>)</w:t>
+        <w:t>ii) 和 (iii) 皆是</w:t>
       </w:r>
     </w:p>
     <w:p>
@@ -1752,24 +1752,54 @@
         </w:rPr>
       </w:pPr>
       <w:r>
-        <w:t>B.</w:t>
-      </w:r>
-      <w:r>
-        <w:tab/>
-      </w:r>
-      <w:r>
-        <w:t>只有</w:t>
-      </w:r>
-      <w:r>
-        <w:t xml:space="preserve"> (</w:t>
+        <w:tab/>
+        <w:t>B</w:t>
+      </w:r>
+      <w:r>
+        <w:t>.</w:t>
+      </w:r>
+      <w:r>
+        <w:tab/>
+        <w:t>只</w:t>
+      </w:r>
+      <w:r>
+        <w:t xml:space="preserve">有 </w:t>
       </w:r>
       <w:proofErr w:type="spellStart"/>
       <w:r>
-        <w:t>i</w:t>
+        <w:t>(</w:t>
       </w:r>
       <w:proofErr w:type="spellEnd"/>
       <w:r>
-        <w:t xml:space="preserve">) </w:t>
+        <w:t>i)</w:t>
+      </w:r>
+      <w:r>
+        <w:t xml:space="preserve"> </w:t>
+      </w:r>
+      <w:r>
+        <w:t xml:space="preserve"> </w:t>
+      </w:r>
+    </w:p>
+    <w:p>
+      <w:pPr>
+        <w:ind w:firstLine="480"/>
+        <w:rPr>
+          <w:lang w:val="x-none"/>
+        </w:rPr>
+      </w:pPr>
+      <w:r>
+        <w:tab/>
+        <w:t>C</w:t>
+      </w:r>
+      <w:r>
+        <w:t>.</w:t>
+      </w:r>
+      <w:r>
+        <w:tab/>
+        <w:t>只</w:t>
+      </w:r>
+      <w:r>
+        <w:t xml:space="preserve">有 (i) </w:t>
       </w:r>
       <w:r>
         <w:t>和</w:t>
@@ -1786,16 +1816,26 @@
         </w:rPr>
       </w:pPr>
       <w:r>
-        <w:t>C.</w:t>
-      </w:r>
-      <w:r>
-        <w:tab/>
-      </w:r>
-      <w:r>
-        <w:t>只有</w:t>
-      </w:r>
-      <w:r>
-        <w:t xml:space="preserve"> (ii) </w:t>
+        <w:tab/>
+        <w:t>D</w:t>
+      </w:r>
+      <w:r>
+        <w:t>.</w:t>
+        <w:tab/>
+      </w:r>
+      <w:proofErr w:type="spellStart"/>
+      <w:r>
+        <w:t>只</w:t>
+      </w:r>
+      <w:proofErr w:type="spellEnd"/>
+      <w:r>
+        <w:t>有</w:t>
+      </w:r>
+      <w:r>
+        <w:t xml:space="preserve"> </w:t>
+      </w:r>
+      <w:r>
+        <w:t xml:space="preserve">(ii) </w:t>
       </w:r>
       <w:r>
         <w:t>和</w:t>
@@ -1803,43 +1843,8 @@
       <w:r>
         <w:t xml:space="preserve"> (iii)</w:t>
       </w:r>
-    </w:p>
-    <w:p>
-      <w:pPr>
-        <w:ind w:firstLine="480"/>
-        <w:rPr>
-          <w:lang w:val="x-none"/>
-        </w:rPr>
-      </w:pPr>
-      <w:r>
-        <w:t>D.</w:t>
-      </w:r>
-      <w:r>
-        <w:tab/>
-        <w:t>(</w:t>
-      </w:r>
-      <w:proofErr w:type="spellStart"/>
-      <w:r>
-        <w:t>i</w:t>
-      </w:r>
-      <w:proofErr w:type="spellEnd"/>
-      <w:r>
-        <w:t>)</w:t>
-      </w:r>
-      <w:r>
-        <w:t>、</w:t>
-      </w:r>
-      <w:r>
-        <w:t xml:space="preserve">(ii) </w:t>
-      </w:r>
-      <w:r>
-        <w:t>和</w:t>
-      </w:r>
-      <w:r>
-        <w:t xml:space="preserve"> (iii) </w:t>
-      </w:r>
-      <w:r>
-        <w:t>皆是</w:t>
+      <w:r>
+        <w:t xml:space="preserve"> </w:t>
       </w:r>
     </w:p>
     <w:p>
@@ -1875,6 +1880,26 @@
       </w:r>
       <w:r>
         <w:t>）」？</w:t>
+        <w:br/>
+        <w:tab/>
+        <w:t>A.</w:t>
+        <w:tab/>
+        <w:t>AI 只能在離線時運作</w:t>
+        <w:br/>
+        <w:tab/>
+        <w:t>B.</w:t>
+        <w:tab/>
+        <w:t>AI 可能編造看似可信但不正確的內容</w:t>
+        <w:br/>
+        <w:tab/>
+        <w:t>C.</w:t>
+        <w:tab/>
+        <w:t>AI 故意拒絕回答</w:t>
+        <w:br/>
+        <w:tab/>
+        <w:t>D.</w:t>
+        <w:tab/>
+        <w:t>AI 無法顯示中文</w:t>
       </w:r>
     </w:p>
     <w:p>
@@ -1891,48 +1916,40 @@
         </w:rPr>
       </w:pPr>
       <w:r>
-        <w:br/>
-        <w:t>A.</w:t>
-      </w:r>
-      <w:r>
-        <w:tab/>
-        <w:t xml:space="preserve">AI </w:t>
-      </w:r>
-      <w:r>
-        <w:t>故意拒絕回答</w:t>
-      </w:r>
-      <w:r>
-        <w:br/>
-        <w:t>B.</w:t>
-      </w:r>
-      <w:r>
-        <w:tab/>
-        <w:t xml:space="preserve">AI </w:t>
-      </w:r>
-      <w:r>
-        <w:t>可能編造看似可信但不正確的內容</w:t>
-      </w:r>
-      <w:r>
-        <w:br/>
-        <w:t>C.</w:t>
-      </w:r>
-      <w:r>
-        <w:tab/>
-        <w:t xml:space="preserve">AI </w:t>
-      </w:r>
-      <w:r>
-        <w:t>無法顯示中文</w:t>
-      </w:r>
-      <w:r>
-        <w:br/>
-        <w:t>D.</w:t>
-      </w:r>
-      <w:r>
-        <w:tab/>
-        <w:t xml:space="preserve">AI </w:t>
-      </w:r>
-      <w:r>
-        <w:t>只能在離線時運作</w:t>
+        <w:t xml:space="preserve"> </w:t>
+      </w:r>
+      <w:r>
+        <w:t xml:space="preserve"> </w:t>
+      </w:r>
+      <w:r>
+        <w:t xml:space="preserve"> </w:t>
+      </w:r>
+      <w:r>
+        <w:t xml:space="preserve"> </w:t>
+      </w:r>
+      <w:r>
+        <w:t xml:space="preserve"> </w:t>
+      </w:r>
+      <w:r>
+        <w:t xml:space="preserve"> </w:t>
+      </w:r>
+      <w:r>
+        <w:t xml:space="preserve"> </w:t>
+      </w:r>
+      <w:r>
+        <w:t xml:space="preserve"> </w:t>
+      </w:r>
+      <w:r>
+        <w:t xml:space="preserve"> </w:t>
+      </w:r>
+      <w:r>
+        <w:t xml:space="preserve"> </w:t>
+      </w:r>
+      <w:r>
+        <w:t xml:space="preserve"> </w:t>
+      </w:r>
+      <w:r>
+        <w:t xml:space="preserve"> </w:t>
       </w:r>
     </w:p>
     <w:p>
@@ -1974,6 +1991,26 @@
       </w:r>
       <w:r>
         <w:t>資訊是否可信時，筆記建議的做法不包括下列哪一項？</w:t>
+        <w:br/>
+        <w:tab/>
+        <w:t>A.</w:t>
+        <w:tab/>
+        <w:t>要求 AI 提供來源或連結</w:t>
+        <w:br/>
+        <w:tab/>
+        <w:t>B.</w:t>
+        <w:tab/>
+        <w:t>完全相信 AI 的回覆</w:t>
+        <w:br/>
+        <w:tab/>
+        <w:t>C.</w:t>
+        <w:tab/>
+        <w:t>多模型比對</w:t>
+        <w:br/>
+        <w:tab/>
+        <w:t>D.</w:t>
+        <w:tab/>
+        <w:t>交叉查證（對照可靠來源）</w:t>
       </w:r>
     </w:p>
     <w:p>
@@ -1990,56 +2027,52 @@
         </w:rPr>
       </w:pPr>
       <w:r>
-        <w:br/>
-        <w:t>A.</w:t>
-      </w:r>
-      <w:r>
-        <w:tab/>
-      </w:r>
-      <w:r>
-        <w:t>交叉查證（對照可靠來源）</w:t>
-      </w:r>
-      <w:r>
-        <w:br/>
-        <w:t>B.</w:t>
-      </w:r>
-      <w:r>
-        <w:tab/>
-      </w:r>
-      <w:r>
-        <w:t>要求</w:t>
-      </w:r>
-      <w:r>
-        <w:t xml:space="preserve"> AI </w:t>
-      </w:r>
-      <w:r>
-        <w:t>提供來源或連結</w:t>
-      </w:r>
-      <w:r>
-        <w:br/>
-        <w:t>C.</w:t>
-      </w:r>
-      <w:r>
-        <w:tab/>
-      </w:r>
-      <w:r>
-        <w:t>完全相信</w:t>
-      </w:r>
-      <w:r>
-        <w:t xml:space="preserve"> AI </w:t>
-      </w:r>
-      <w:r>
-        <w:t>的回覆</w:t>
-      </w:r>
-      <w:r>
-        <w:br/>
-        <w:t>D.</w:t>
-      </w:r>
-      <w:r>
-        <w:tab/>
-      </w:r>
-      <w:r>
-        <w:t>多模型比對</w:t>
+        <w:t xml:space="preserve"> </w:t>
+      </w:r>
+      <w:r>
+        <w:t xml:space="preserve"> </w:t>
+      </w:r>
+      <w:r>
+        <w:t xml:space="preserve"> </w:t>
+      </w:r>
+      <w:r>
+        <w:t xml:space="preserve"> </w:t>
+      </w:r>
+      <w:r>
+        <w:t xml:space="preserve"> </w:t>
+      </w:r>
+      <w:r>
+        <w:t xml:space="preserve"> </w:t>
+      </w:r>
+      <w:r>
+        <w:t xml:space="preserve"> </w:t>
+      </w:r>
+      <w:r>
+        <w:t xml:space="preserve"> </w:t>
+      </w:r>
+      <w:r>
+        <w:t xml:space="preserve"> </w:t>
+      </w:r>
+      <w:r>
+        <w:t xml:space="preserve"> </w:t>
+      </w:r>
+      <w:r>
+        <w:t xml:space="preserve"> </w:t>
+      </w:r>
+      <w:r>
+        <w:t xml:space="preserve"> </w:t>
+      </w:r>
+      <w:r>
+        <w:t xml:space="preserve"> </w:t>
+      </w:r>
+      <w:r>
+        <w:t xml:space="preserve"> </w:t>
+      </w:r>
+      <w:r>
+        <w:t xml:space="preserve"> </w:t>
+      </w:r>
+      <w:r>
+        <w:t xml:space="preserve"> </w:t>
       </w:r>
     </w:p>
     <w:p>
@@ -2070,6 +2103,26 @@
       </w:r>
       <w:r>
         <w:t>第二章提到文本生成的「四大核心應用」，下列哪一項屬於「語意轉換」？</w:t>
+        <w:br/>
+        <w:tab/>
+        <w:t>A.</w:t>
+        <w:tab/>
+        <w:t>把長文章濃縮成摘要</w:t>
+        <w:br/>
+        <w:tab/>
+        <w:t>B.</w:t>
+        <w:tab/>
+        <w:t>撰寫故事開頭</w:t>
+        <w:br/>
+        <w:tab/>
+        <w:t>C.</w:t>
+        <w:tab/>
+        <w:t>把口語句子改寫成正式書信語氣</w:t>
+        <w:br/>
+        <w:tab/>
+        <w:t>D.</w:t>
+        <w:tab/>
+        <w:t>把重點製成問答遊戲</w:t>
       </w:r>
     </w:p>
     <w:p>
@@ -2086,44 +2139,40 @@
         </w:rPr>
       </w:pPr>
       <w:r>
-        <w:br/>
-        <w:t>A.</w:t>
-      </w:r>
-      <w:r>
-        <w:tab/>
-      </w:r>
-      <w:r>
-        <w:t>把長文章濃縮成摘要</w:t>
-      </w:r>
-      <w:r>
-        <w:br/>
-        <w:t>B.</w:t>
-      </w:r>
-      <w:r>
-        <w:tab/>
-      </w:r>
-      <w:r>
-        <w:t>把口語句子改寫成正式書信語氣</w:t>
-      </w:r>
-      <w:r>
-        <w:br/>
-        <w:t>C.</w:t>
-      </w:r>
-      <w:r>
-        <w:tab/>
-      </w:r>
-      <w:r>
-        <w:t>撰寫故事開頭</w:t>
-      </w:r>
-      <w:r>
-        <w:br/>
-        <w:t>D.</w:t>
-      </w:r>
-      <w:r>
-        <w:tab/>
-      </w:r>
-      <w:r>
-        <w:t>把重點製成問答遊戲</w:t>
+        <w:t xml:space="preserve"> </w:t>
+      </w:r>
+      <w:r>
+        <w:t xml:space="preserve"> </w:t>
+      </w:r>
+      <w:r>
+        <w:t xml:space="preserve"> </w:t>
+      </w:r>
+      <w:r>
+        <w:t xml:space="preserve"> </w:t>
+      </w:r>
+      <w:r>
+        <w:t xml:space="preserve"> </w:t>
+      </w:r>
+      <w:r>
+        <w:t xml:space="preserve"> </w:t>
+      </w:r>
+      <w:r>
+        <w:t xml:space="preserve"> </w:t>
+      </w:r>
+      <w:r>
+        <w:t xml:space="preserve"> </w:t>
+      </w:r>
+      <w:r>
+        <w:t xml:space="preserve"> </w:t>
+      </w:r>
+      <w:r>
+        <w:t xml:space="preserve"> </w:t>
+      </w:r>
+      <w:r>
+        <w:t xml:space="preserve"> </w:t>
+      </w:r>
+      <w:r>
+        <w:t xml:space="preserve"> </w:t>
       </w:r>
     </w:p>
     <w:p>
@@ -2171,6 +2220,26 @@
       </w:r>
       <w:r>
         <w:t>）」最常做的事是？</w:t>
+        <w:br/>
+        <w:tab/>
+        <w:t>A.</w:t>
+        <w:tab/>
+        <w:t>選擇輸出檔案格式</w:t>
+        <w:br/>
+        <w:tab/>
+        <w:t>B.</w:t>
+        <w:tab/>
+        <w:t>指定 AI 扮演的身分</w:t>
+        <w:br/>
+        <w:tab/>
+        <w:t>C.</w:t>
+        <w:tab/>
+        <w:t>設定字數、語氣或禁忌</w:t>
+        <w:br/>
+        <w:tab/>
+        <w:t>D.</w:t>
+        <w:tab/>
+        <w:t>輸入使用者密碼</w:t>
       </w:r>
     </w:p>
     <w:p>
@@ -2187,50 +2256,46 @@
         </w:rPr>
       </w:pPr>
       <w:r>
-        <w:br/>
-        <w:t>A.</w:t>
-      </w:r>
-      <w:r>
-        <w:tab/>
-      </w:r>
-      <w:r>
-        <w:t>指定</w:t>
-      </w:r>
-      <w:r>
-        <w:t xml:space="preserve"> AI </w:t>
-      </w:r>
-      <w:r>
-        <w:t>扮演的身分</w:t>
-      </w:r>
-      <w:r>
-        <w:br/>
-        <w:t>B.</w:t>
-      </w:r>
-      <w:r>
-        <w:tab/>
-      </w:r>
-      <w:r>
-        <w:t>設定字數、語氣或禁忌</w:t>
-      </w:r>
-      <w:r>
-        <w:br/>
-        <w:t>C.</w:t>
-      </w:r>
-      <w:r>
-        <w:tab/>
-      </w:r>
-      <w:r>
-        <w:t>選擇輸出檔案格式</w:t>
-      </w:r>
-      <w:r>
-        <w:br/>
-        <w:t>D.</w:t>
-      </w:r>
-      <w:r>
-        <w:tab/>
-      </w:r>
-      <w:r>
-        <w:t>輸入使用者密碼</w:t>
+        <w:t xml:space="preserve"> </w:t>
+      </w:r>
+      <w:r>
+        <w:t xml:space="preserve"> </w:t>
+      </w:r>
+      <w:r>
+        <w:t xml:space="preserve"> </w:t>
+      </w:r>
+      <w:r>
+        <w:t xml:space="preserve"> </w:t>
+      </w:r>
+      <w:r>
+        <w:t xml:space="preserve"> </w:t>
+      </w:r>
+      <w:r>
+        <w:t xml:space="preserve"> </w:t>
+      </w:r>
+      <w:r>
+        <w:t xml:space="preserve"> </w:t>
+      </w:r>
+      <w:r>
+        <w:t xml:space="preserve"> </w:t>
+      </w:r>
+      <w:r>
+        <w:t xml:space="preserve"> </w:t>
+      </w:r>
+      <w:r>
+        <w:t xml:space="preserve"> </w:t>
+      </w:r>
+      <w:r>
+        <w:t xml:space="preserve"> </w:t>
+      </w:r>
+      <w:r>
+        <w:t xml:space="preserve"> </w:t>
+      </w:r>
+      <w:r>
+        <w:t xml:space="preserve"> </w:t>
+      </w:r>
+      <w:r>
+        <w:t xml:space="preserve"> </w:t>
       </w:r>
     </w:p>
     <w:p>
@@ -2255,7 +2320,6 @@
         </w:rPr>
       </w:pPr>
       <w:r>
-        <w:lastRenderedPageBreak/>
         <w:t>6.</w:t>
       </w:r>
       <w:r>
@@ -2274,50 +2338,57 @@
         <w:br/>
       </w:r>
       <w:r>
+        <w:tab/>
+        <w:t>A.</w:t>
+      </w:r>
+      <w:r>
+        <w:tab/>
+      </w:r>
+      <w:r>
+        <w:t>要求用對比表格輸出</w:t>
+      </w:r>
+      <w:r>
         <w:br/>
-        <w:t>A.</w:t>
-      </w:r>
-      <w:r>
-        <w:tab/>
-      </w:r>
-      <w:r>
-        <w:t>指明對象是中二學生</w:t>
-      </w:r>
-      <w:r>
+        <w:tab/>
+        <w:t>B</w:t>
+      </w:r>
+      <w:r>
+        <w:t>.</w:t>
+      </w:r>
+      <w:r>
+        <w:tab/>
+        <w:t>指明對象是中二學</w:t>
+      </w:r>
+      <w:r>
+        <w:t>生</w:t>
         <w:br/>
-        <w:t>B.</w:t>
-      </w:r>
-      <w:r>
-        <w:tab/>
-      </w:r>
-      <w:r>
-        <w:t>要求用對比表格輸出</w:t>
-      </w:r>
-      <w:r>
+        <w:tab/>
+      </w:r>
+      <w:r>
+        <w:t>C</w:t>
+      </w:r>
+      <w:r>
+        <w:t>.</w:t>
+        <w:tab/>
+        <w:t>告知作文的背景</w:t>
+      </w:r>
+      <w:r>
+        <w:t>資料</w:t>
         <w:br/>
-        <w:t>C.</w:t>
-      </w:r>
-      <w:r>
-        <w:tab/>
-      </w:r>
-      <w:r>
-        <w:t>告知作文的背景資料</w:t>
-      </w:r>
-      <w:r>
-        <w:br/>
-        <w:t>D.</w:t>
-      </w:r>
-      <w:r>
-        <w:tab/>
-      </w:r>
-      <w:r>
-        <w:t>請</w:t>
-      </w:r>
-      <w:r>
-        <w:t xml:space="preserve"> AI </w:t>
-      </w:r>
-      <w:r>
-        <w:t>扮演老師</w:t>
+      </w:r>
+      <w:r>
+        <w:tab/>
+      </w:r>
+      <w:r>
+        <w:t>D</w:t>
+      </w:r>
+      <w:r>
+        <w:t>.</w:t>
+        <w:tab/>
+        <w:t xml:space="preserve">請 </w:t>
+      </w:r>
+      <w:r>
+        <w:t>AI 扮演老師</w:t>
       </w:r>
     </w:p>
     <w:p>
@@ -2378,64 +2449,71 @@
         <w:br/>
       </w:r>
       <w:r>
+        <w:tab/>
+        <w:t>A.</w:t>
+      </w:r>
+      <w:r>
+        <w:tab/>
+      </w:r>
+      <w:r>
+        <w:t>把 GP</w:t>
+      </w:r>
+      <w:r>
+        <w:t>U 速</w:t>
+      </w:r>
+      <w:r>
+        <w:t>度</w:t>
+      </w:r>
+      <w:r>
+        <w:t>提升十倍</w:t>
+      </w:r>
+      <w:r>
         <w:br/>
-        <w:t>A.</w:t>
-      </w:r>
-      <w:r>
+        <w:tab/>
+        <w:t>B</w:t>
+      </w:r>
+      <w:r>
+        <w:t>.</w:t>
+      </w:r>
+      <w:r>
+        <w:tab/>
+      </w:r>
+      <w:r>
+        <w:t>邏輯節錄</w:t>
+        <w:br/>
+      </w:r>
+      <w:r>
+        <w:tab/>
+        <w:t>C.</w:t>
+        <w:tab/>
+        <w:t>把文</w:t>
+      </w:r>
+      <w:r>
+        <w:t>字轉化</w:t>
+      </w:r>
+      <w:r>
+        <w:t>為</w:t>
+      </w:r>
+      <w:r>
+        <w:t>閃卡（</w:t>
+      </w:r>
+      <w:proofErr w:type="gramStart"/>
+      <w:r>
+        <w:t>Flash</w:t>
+      </w:r>
+      <w:proofErr w:type="gramEnd"/>
+      <w:r>
+        <w:t>c</w:t>
+      </w:r>
+      <w:r>
+        <w:t>ards）</w:t>
+        <w:br/>
+        <w:tab/>
+        <w:t>D.</w:t>
         <w:tab/>
       </w:r>
       <w:r>
         <w:t>數據提取</w:t>
-      </w:r>
-      <w:r>
-        <w:br/>
-        <w:t>B.</w:t>
-      </w:r>
-      <w:r>
-        <w:tab/>
-      </w:r>
-      <w:r>
-        <w:t>邏輯節錄</w:t>
-      </w:r>
-      <w:r>
-        <w:br/>
-        <w:t>C.</w:t>
-      </w:r>
-      <w:r>
-        <w:tab/>
-      </w:r>
-      <w:r>
-        <w:t>把</w:t>
-      </w:r>
-      <w:r>
-        <w:t xml:space="preserve"> GPU </w:t>
-      </w:r>
-      <w:r>
-        <w:t>速度提升十倍</w:t>
-      </w:r>
-      <w:r>
-        <w:br/>
-        <w:t>D.</w:t>
-      </w:r>
-      <w:r>
-        <w:tab/>
-      </w:r>
-      <w:r>
-        <w:t>把文字</w:t>
-      </w:r>
-      <w:proofErr w:type="gramStart"/>
-      <w:r>
-        <w:t>轉化為閃卡</w:t>
-      </w:r>
-      <w:proofErr w:type="gramEnd"/>
-      <w:r>
-        <w:t>（</w:t>
-      </w:r>
-      <w:r>
-        <w:t>Flashcards</w:t>
-      </w:r>
-      <w:r>
-        <w:t>）</w:t>
       </w:r>
     </w:p>
     <w:p>
@@ -2478,6 +2556,26 @@
       </w:r>
       <w:r>
         <w:t>訓練手勢模型，官方網址是哪一個？</w:t>
+        <w:br/>
+        <w:tab/>
+        <w:t>A.</w:t>
+        <w:tab/>
+        <w:t>https://news.rthk.hk</w:t>
+        <w:br/>
+        <w:tab/>
+        <w:t>B.</w:t>
+        <w:tab/>
+        <w:t>https://www.python.org</w:t>
+        <w:br/>
+        <w:tab/>
+        <w:t>C.</w:t>
+        <w:tab/>
+        <w:t>https://appinventor.mit.edu</w:t>
+        <w:br/>
+        <w:tab/>
+        <w:t>D.</w:t>
+        <w:tab/>
+        <w:t>https://teachablemachine.withgoogle.com</w:t>
       </w:r>
     </w:p>
     <w:p>
@@ -2494,36 +2592,28 @@
         </w:rPr>
       </w:pPr>
       <w:r>
-        <w:br/>
-        <w:t>A.</w:t>
-      </w:r>
-      <w:r>
-        <w:tab/>
-        <w:t>https://appinventor.mit.edu</w:t>
-      </w:r>
-      <w:r>
-        <w:br/>
-        <w:t>B.</w:t>
-      </w:r>
-      <w:r>
-        <w:tab/>
-        <w:t>https://teachablemachine.withgoogle.com</w:t>
-      </w:r>
-      <w:r>
-        <w:br/>
-        <w:t>C.</w:t>
-      </w:r>
-      <w:r>
-        <w:tab/>
-        <w:t>https://www.python.org</w:t>
-      </w:r>
-      <w:r>
-        <w:br/>
-        <w:t>D.</w:t>
-      </w:r>
-      <w:r>
-        <w:tab/>
-        <w:t>https://news.rthk.hk</w:t>
+        <w:t xml:space="preserve"> </w:t>
+      </w:r>
+      <w:r>
+        <w:t xml:space="preserve"> </w:t>
+      </w:r>
+      <w:r>
+        <w:t xml:space="preserve"> </w:t>
+      </w:r>
+      <w:r>
+        <w:t xml:space="preserve"> </w:t>
+      </w:r>
+      <w:r>
+        <w:t xml:space="preserve"> </w:t>
+      </w:r>
+      <w:r>
+        <w:t xml:space="preserve"> </w:t>
+      </w:r>
+      <w:r>
+        <w:t xml:space="preserve"> </w:t>
+      </w:r>
+      <w:r>
+        <w:t xml:space="preserve"> </w:t>
       </w:r>
     </w:p>
     <w:p>
@@ -2577,14 +2667,14 @@
         </w:rPr>
       </w:pPr>
       <w:r>
-        <w:br/>
+        <w:tab/>
         <w:t>A.</w:t>
       </w:r>
       <w:r>
         <w:tab/>
       </w:r>
       <w:r>
-        <w:t>把文字翻譯成英文</w:t>
+        <w:t>把音訊轉成文字</w:t>
       </w:r>
     </w:p>
     <w:p>
@@ -2601,13 +2691,15 @@
         </w:rPr>
       </w:pPr>
       <w:r>
-        <w:t>B.</w:t>
-      </w:r>
-      <w:r>
-        <w:tab/>
-      </w:r>
-      <w:r>
-        <w:t>把影像中的內容對應到事先定義的類別／標籤</w:t>
+        <w:tab/>
+        <w:t>B</w:t>
+      </w:r>
+      <w:r>
+        <w:t>.</w:t>
+      </w:r>
+      <w:r>
+        <w:tab/>
+        <w:t>把程式碼自動除錯</w:t>
       </w:r>
     </w:p>
     <w:p>
@@ -2621,13 +2713,15 @@
         <w:ind w:left="426"/>
       </w:pPr>
       <w:r>
-        <w:t>C.</w:t>
-      </w:r>
-      <w:r>
-        <w:tab/>
-      </w:r>
-      <w:r>
-        <w:t>把程式碼自動除錯</w:t>
+        <w:tab/>
+        <w:t>C</w:t>
+      </w:r>
+      <w:r>
+        <w:t>.</w:t>
+      </w:r>
+      <w:r>
+        <w:tab/>
+        <w:t>把文字翻譯成英文</w:t>
       </w:r>
     </w:p>
     <w:p>
@@ -2644,13 +2738,15 @@
         </w:rPr>
       </w:pPr>
       <w:r>
-        <w:t>D.</w:t>
-      </w:r>
-      <w:r>
-        <w:tab/>
-      </w:r>
-      <w:r>
-        <w:t>把音訊轉成文字</w:t>
+        <w:tab/>
+        <w:t>D</w:t>
+      </w:r>
+      <w:r>
+        <w:t>.</w:t>
+      </w:r>
+      <w:r>
+        <w:tab/>
+        <w:t>把影像中的內容對應到事先定義的類別／標籤</w:t>
       </w:r>
     </w:p>
     <w:p>
@@ -2689,6 +2785,26 @@
       </w:r>
       <w:r>
         <w:t>第四章提到「文生圖」，下列哪一項正確？</w:t>
+        <w:br/>
+        <w:tab/>
+        <w:t>A.</w:t>
+        <w:tab/>
+        <w:t>用文字描述生成全新影像</w:t>
+        <w:br/>
+        <w:tab/>
+        <w:t>B.</w:t>
+        <w:tab/>
+        <w:t>上載相片並旋轉像素</w:t>
+        <w:br/>
+        <w:tab/>
+        <w:t>C.</w:t>
+        <w:tab/>
+        <w:t>無法指定風格</w:t>
+        <w:br/>
+        <w:tab/>
+        <w:t>D.</w:t>
+        <w:tab/>
+        <w:t>只能生成黑白線稿</w:t>
       </w:r>
     </w:p>
     <w:p>
@@ -2705,44 +2821,40 @@
         </w:rPr>
       </w:pPr>
       <w:r>
-        <w:br/>
-        <w:t>A.</w:t>
-      </w:r>
-      <w:r>
-        <w:tab/>
-      </w:r>
-      <w:r>
-        <w:t>上載相片並旋轉像素</w:t>
-      </w:r>
-      <w:r>
-        <w:br/>
-        <w:t>B.</w:t>
-      </w:r>
-      <w:r>
-        <w:tab/>
-      </w:r>
-      <w:r>
-        <w:t>用文字描述生成全新影像</w:t>
-      </w:r>
-      <w:r>
-        <w:br/>
-        <w:t>C.</w:t>
-      </w:r>
-      <w:r>
-        <w:tab/>
-      </w:r>
-      <w:r>
-        <w:t>只能生成黑白線稿</w:t>
-      </w:r>
-      <w:r>
-        <w:br/>
-        <w:t>D.</w:t>
-      </w:r>
-      <w:r>
-        <w:tab/>
-      </w:r>
-      <w:r>
-        <w:t>無法指定風格</w:t>
+        <w:t xml:space="preserve"> </w:t>
+      </w:r>
+      <w:r>
+        <w:t xml:space="preserve"> </w:t>
+      </w:r>
+      <w:r>
+        <w:t xml:space="preserve"> </w:t>
+      </w:r>
+      <w:r>
+        <w:t xml:space="preserve"> </w:t>
+      </w:r>
+      <w:r>
+        <w:t xml:space="preserve"> </w:t>
+      </w:r>
+      <w:r>
+        <w:t xml:space="preserve"> </w:t>
+      </w:r>
+      <w:r>
+        <w:t xml:space="preserve"> </w:t>
+      </w:r>
+      <w:r>
+        <w:t xml:space="preserve"> </w:t>
+      </w:r>
+      <w:r>
+        <w:t xml:space="preserve"> </w:t>
+      </w:r>
+      <w:r>
+        <w:t xml:space="preserve"> </w:t>
+      </w:r>
+      <w:r>
+        <w:t xml:space="preserve"> </w:t>
+      </w:r>
+      <w:r>
+        <w:t xml:space="preserve"> </w:t>
       </w:r>
     </w:p>
     <w:p>
@@ -2780,6 +2892,26 @@
       </w:r>
       <w:r>
         <w:t>下列哪一項屬於「圖生圖／影像編輯」方向的應用？</w:t>
+        <w:br/>
+        <w:tab/>
+        <w:t>A.</w:t>
+        <w:tab/>
+        <w:t>把語音轉成文字</w:t>
+        <w:br/>
+        <w:tab/>
+        <w:t>B.</w:t>
+        <w:tab/>
+        <w:t>把問卷結果製成統計圖</w:t>
+        <w:br/>
+        <w:tab/>
+        <w:t>C.</w:t>
+        <w:tab/>
+        <w:t>上載相片後要求 AI 依指示修改或二次創作</w:t>
+        <w:br/>
+        <w:tab/>
+        <w:t>D.</w:t>
+        <w:tab/>
+        <w:t>依文字憑空生成一張全新照片（無需原圖）</w:t>
       </w:r>
     </w:p>
     <w:p>
@@ -2793,50 +2925,46 @@
         <w:ind w:left="425" w:hangingChars="177" w:hanging="425"/>
       </w:pPr>
       <w:r>
-        <w:br/>
-        <w:t>A.</w:t>
-      </w:r>
-      <w:r>
-        <w:tab/>
-      </w:r>
-      <w:r>
-        <w:t>依文字憑空生成一張全新照片（無需原圖）</w:t>
-      </w:r>
-      <w:r>
-        <w:br/>
-        <w:t>B.</w:t>
-      </w:r>
-      <w:r>
-        <w:tab/>
-      </w:r>
-      <w:r>
-        <w:t>上載相片後要求</w:t>
-      </w:r>
-      <w:r>
-        <w:t xml:space="preserve"> AI </w:t>
-      </w:r>
-      <w:r>
-        <w:t>依指示修改或二次創作</w:t>
-      </w:r>
-      <w:r>
-        <w:br/>
-        <w:t>C.</w:t>
-      </w:r>
-      <w:r>
-        <w:tab/>
-      </w:r>
-      <w:r>
-        <w:t>把語音轉成文字</w:t>
-      </w:r>
-      <w:r>
-        <w:br/>
-        <w:t>D.</w:t>
-      </w:r>
-      <w:r>
-        <w:tab/>
-      </w:r>
-      <w:r>
-        <w:t>把問卷結果製成統計圖</w:t>
+        <w:t xml:space="preserve"> </w:t>
+      </w:r>
+      <w:r>
+        <w:t xml:space="preserve"> </w:t>
+      </w:r>
+      <w:r>
+        <w:t xml:space="preserve"> </w:t>
+      </w:r>
+      <w:r>
+        <w:t xml:space="preserve"> </w:t>
+      </w:r>
+      <w:r>
+        <w:t xml:space="preserve"> </w:t>
+      </w:r>
+      <w:r>
+        <w:t xml:space="preserve"> </w:t>
+      </w:r>
+      <w:r>
+        <w:t xml:space="preserve"> </w:t>
+      </w:r>
+      <w:r>
+        <w:t xml:space="preserve"> </w:t>
+      </w:r>
+      <w:r>
+        <w:t xml:space="preserve"> </w:t>
+      </w:r>
+      <w:r>
+        <w:t xml:space="preserve"> </w:t>
+      </w:r>
+      <w:r>
+        <w:t xml:space="preserve"> </w:t>
+      </w:r>
+      <w:r>
+        <w:t xml:space="preserve"> </w:t>
+      </w:r>
+      <w:r>
+        <w:t xml:space="preserve"> </w:t>
+      </w:r>
+      <w:r>
+        <w:t xml:space="preserve"> </w:t>
       </w:r>
     </w:p>
     <w:p>
@@ -2859,7 +2987,6 @@
         </w:tabs>
       </w:pPr>
       <w:r>
-        <w:lastRenderedPageBreak/>
         <w:t>12.</w:t>
       </w:r>
       <w:r>
@@ -2903,7 +3030,7 @@
         <w:tab/>
       </w:r>
       <w:r>
-        <w:t>憑感覺創作藝術</w:t>
+        <w:t>透過計算字詞出現的統計規律預測下一個字</w:t>
       </w:r>
     </w:p>
     <w:p>
@@ -2923,7 +3050,7 @@
         <w:tab/>
       </w:r>
       <w:r>
-        <w:t>透過計算字詞出現的統計規律預測下一個字</w:t>
+        <w:t>憑感覺創作藝術</w:t>
       </w:r>
     </w:p>
     <w:p>
@@ -3028,45 +3155,45 @@
         <w:tab/>
       </w:r>
       <w:r>
+        <w:t>把所有答案抄進課本就必定正確</w:t>
+      </w:r>
+    </w:p>
+    <w:p>
+      <w:pPr>
+        <w:tabs>
+          <w:tab w:val="left" w:pos="426"/>
+          <w:tab w:val="left" w:pos="851"/>
+          <w:tab w:val="left" w:pos="1701"/>
+        </w:tabs>
+      </w:pPr>
+      <w:r>
+        <w:tab/>
+        <w:t>B.</w:t>
+      </w:r>
+      <w:r>
+        <w:tab/>
+      </w:r>
+      <w:r>
+        <w:t>交叉查證、要求來源、換模型比對</w:t>
+      </w:r>
+    </w:p>
+    <w:p>
+      <w:pPr>
+        <w:tabs>
+          <w:tab w:val="left" w:pos="426"/>
+          <w:tab w:val="left" w:pos="851"/>
+          <w:tab w:val="left" w:pos="1701"/>
+        </w:tabs>
+      </w:pPr>
+      <w:r>
+        <w:tab/>
+        <w:t>C.</w:t>
+      </w:r>
+      <w:r>
+        <w:tab/>
+      </w:r>
+      <w:r>
         <w:t>只問一次就不要再檢查</w:t>
-      </w:r>
-    </w:p>
-    <w:p>
-      <w:pPr>
-        <w:tabs>
-          <w:tab w:val="left" w:pos="426"/>
-          <w:tab w:val="left" w:pos="851"/>
-          <w:tab w:val="left" w:pos="1701"/>
-        </w:tabs>
-      </w:pPr>
-      <w:r>
-        <w:tab/>
-        <w:t>B.</w:t>
-      </w:r>
-      <w:r>
-        <w:tab/>
-      </w:r>
-      <w:r>
-        <w:t>交叉查證、要求來源、換模型比對</w:t>
-      </w:r>
-    </w:p>
-    <w:p>
-      <w:pPr>
-        <w:tabs>
-          <w:tab w:val="left" w:pos="426"/>
-          <w:tab w:val="left" w:pos="851"/>
-          <w:tab w:val="left" w:pos="1701"/>
-        </w:tabs>
-      </w:pPr>
-      <w:r>
-        <w:tab/>
-        <w:t>C.</w:t>
-      </w:r>
-      <w:r>
-        <w:tab/>
-      </w:r>
-      <w:r>
-        <w:t>把所有答案抄進課本就必定正確</w:t>
       </w:r>
     </w:p>
     <w:p>
@@ -3139,7 +3266,7 @@
         </w:rPr>
       </w:pPr>
       <w:r>
-        <w:br/>
+        <w:tab/>
         <w:t>A.</w:t>
       </w:r>
       <w:r>
@@ -3163,13 +3290,15 @@
         </w:rPr>
       </w:pPr>
       <w:r>
-        <w:t>B.</w:t>
-      </w:r>
-      <w:r>
-        <w:tab/>
-      </w:r>
-      <w:r>
-        <w:t>建立分類標籤並加入訓練樣本</w:t>
+        <w:tab/>
+        <w:t>B</w:t>
+      </w:r>
+      <w:r>
+        <w:t>.</w:t>
+      </w:r>
+      <w:r>
+        <w:tab/>
+        <w:t>立即分享連結給陌生人公開下載</w:t>
       </w:r>
     </w:p>
     <w:p>
@@ -3183,12 +3312,14 @@
         <w:ind w:left="426"/>
       </w:pPr>
       <w:r>
-        <w:t>C.</w:t>
-      </w:r>
-      <w:r>
-        <w:tab/>
-      </w:r>
-      <w:r>
+        <w:tab/>
+        <w:t>C</w:t>
+      </w:r>
+      <w:r>
+        <w:t>.</w:t>
+      </w:r>
+      <w:r>
+        <w:tab/>
         <w:t>取得可分享連結</w:t>
       </w:r>
     </w:p>
@@ -3206,13 +3337,15 @@
         </w:rPr>
       </w:pPr>
       <w:r>
-        <w:t>D.</w:t>
-      </w:r>
-      <w:r>
-        <w:tab/>
-      </w:r>
-      <w:r>
-        <w:t>立即分享連結給陌生人公開下載</w:t>
+        <w:tab/>
+        <w:t>D</w:t>
+      </w:r>
+      <w:r>
+        <w:t>.</w:t>
+      </w:r>
+      <w:r>
+        <w:tab/>
+        <w:t>建立分類標籤並加入訓練樣本</w:t>
       </w:r>
     </w:p>
     <w:p>
@@ -3260,6 +3393,12 @@
           <w:rFonts w:ascii="新細明體" w:hAnsi="新細明體" w:cs="PingFang TC" w:hint="eastAsia"/>
         </w:rPr>
       </w:pPr>
+      <w:r>
+        <w:tab/>
+        <w:t>A.</w:t>
+        <w:tab/>
+        <w:t>機器學習會取代鏡頭功能</w:t>
+      </w:r>
     </w:p>
     <w:p>
       <w:pPr>
@@ -3272,13 +3411,15 @@
         <w:ind w:left="480"/>
       </w:pPr>
       <w:r>
-        <w:t>A.</w:t>
-      </w:r>
-      <w:r>
-        <w:tab/>
-      </w:r>
-      <w:r>
-        <w:t>電腦只看見像素便可自動知道類別</w:t>
+        <w:tab/>
+        <w:t>B</w:t>
+      </w:r>
+      <w:r>
+        <w:t>.</w:t>
+      </w:r>
+      <w:r>
+        <w:tab/>
+        <w:t>機器學習可把相片自動印刷</w:t>
       </w:r>
     </w:p>
     <w:p>
@@ -3292,13 +3433,15 @@
         <w:ind w:left="480"/>
       </w:pPr>
       <w:r>
-        <w:t>B.</w:t>
-      </w:r>
-      <w:r>
-        <w:tab/>
-      </w:r>
-      <w:r>
-        <w:t>影像包含許多變化，需要大量例子來提升準確性</w:t>
+        <w:tab/>
+        <w:t>C</w:t>
+      </w:r>
+      <w:r>
+        <w:t>.</w:t>
+      </w:r>
+      <w:r>
+        <w:tab/>
+        <w:t>電腦只看見像素便可自動知道類別</w:t>
       </w:r>
     </w:p>
     <w:p>
@@ -3312,13 +3455,15 @@
         <w:ind w:left="480"/>
       </w:pPr>
       <w:r>
-        <w:t>C.</w:t>
-      </w:r>
-      <w:r>
-        <w:tab/>
-      </w:r>
-      <w:r>
-        <w:t>機器學習可把相片自動印刷</w:t>
+        <w:tab/>
+        <w:t>D</w:t>
+      </w:r>
+      <w:r>
+        <w:t>.</w:t>
+      </w:r>
+      <w:r>
+        <w:tab/>
+        <w:t>影像包含許多變化，需要大量例子來提升準確性</w:t>
       </w:r>
     </w:p>
     <w:p>
@@ -3332,13 +3477,13 @@
         <w:ind w:left="480"/>
       </w:pPr>
       <w:r>
-        <w:t>D.</w:t>
-      </w:r>
-      <w:r>
-        <w:tab/>
-      </w:r>
-      <w:r>
-        <w:t>機器學習會取代鏡頭功能</w:t>
+        <w:t xml:space="preserve"> </w:t>
+      </w:r>
+      <w:r>
+        <w:t xml:space="preserve"> </w:t>
+      </w:r>
+      <w:r>
+        <w:t xml:space="preserve"> </w:t>
       </w:r>
     </w:p>
     <w:p>
@@ -3399,14 +3544,16 @@
         <w:ind w:left="426"/>
       </w:pPr>
       <w:r>
-        <w:t>A.</w:t>
-      </w:r>
-      <w:r>
-        <w:tab/>
-        <w:t xml:space="preserve">AI </w:t>
-      </w:r>
-      <w:r>
-        <w:t>一定具有自我意識與主觀情感</w:t>
+        <w:tab/>
+        <w:t>A</w:t>
+      </w:r>
+      <w:r>
+        <w:t>.</w:t>
+        <w:tab/>
+        <w:t>AI</w:t>
+      </w:r>
+      <w:r>
+        <w:t xml:space="preserve"> 必然會短期內取代所有人類工作</w:t>
       </w:r>
     </w:p>
     <w:p>
@@ -3418,14 +3565,16 @@
         <w:ind w:left="426"/>
       </w:pPr>
       <w:r>
-        <w:t>B.</w:t>
-      </w:r>
-      <w:r>
-        <w:tab/>
-        <w:t xml:space="preserve">AI </w:t>
-      </w:r>
-      <w:r>
-        <w:t>展現的情緒可能只是語言風格的統計模仿</w:t>
+        <w:tab/>
+        <w:t>B</w:t>
+      </w:r>
+      <w:r>
+        <w:t>.</w:t>
+        <w:tab/>
+        <w:t>AI</w:t>
+      </w:r>
+      <w:r>
+        <w:t xml:space="preserve"> 展現的情緒可能只是語言風格的統計模仿</w:t>
       </w:r>
     </w:p>
     <w:p>
@@ -3437,12 +3586,14 @@
         <w:ind w:left="426"/>
       </w:pPr>
       <w:r>
-        <w:t>C.</w:t>
-      </w:r>
-      <w:r>
-        <w:tab/>
-      </w:r>
-      <w:r>
+        <w:tab/>
+        <w:t>C</w:t>
+      </w:r>
+      <w:r>
+        <w:t>.</w:t>
+      </w:r>
+      <w:r>
+        <w:tab/>
         <w:t>輸入數據足夠後就不需要人類回饋</w:t>
       </w:r>
     </w:p>
@@ -3458,14 +3609,16 @@
         </w:rPr>
       </w:pPr>
       <w:r>
-        <w:t>D.</w:t>
-      </w:r>
-      <w:r>
-        <w:tab/>
-        <w:t xml:space="preserve">AI </w:t>
-      </w:r>
-      <w:r>
-        <w:t>必然會短期內取代所有人類工作</w:t>
+        <w:tab/>
+        <w:t>D</w:t>
+      </w:r>
+      <w:r>
+        <w:t>.</w:t>
+        <w:tab/>
+        <w:t>AI</w:t>
+      </w:r>
+      <w:r>
+        <w:t xml:space="preserve"> 一定具有自我意識與主觀情感</w:t>
       </w:r>
     </w:p>
     <w:p>
@@ -3530,12 +3683,14 @@
         <w:ind w:left="426"/>
       </w:pPr>
       <w:r>
-        <w:t>A.</w:t>
-      </w:r>
-      <w:r>
-        <w:tab/>
-      </w:r>
-      <w:r>
+        <w:tab/>
+        <w:t>A</w:t>
+      </w:r>
+      <w:r>
+        <w:t>.</w:t>
+      </w:r>
+      <w:r>
+        <w:tab/>
         <w:t>先為每個類別準備足夠且有代表性的影像樣本</w:t>
       </w:r>
     </w:p>
@@ -3548,13 +3703,15 @@
         <w:ind w:left="426"/>
       </w:pPr>
       <w:r>
-        <w:t>B.</w:t>
-      </w:r>
-      <w:r>
-        <w:tab/>
-      </w:r>
-      <w:r>
-        <w:t>樣本越多越好（在同學能力範圍內盡量多元化）</w:t>
+        <w:tab/>
+        <w:t>B</w:t>
+      </w:r>
+      <w:r>
+        <w:t>.</w:t>
+      </w:r>
+      <w:r>
+        <w:tab/>
+        <w:t>訓練前完全不收集樣本，直接按 Train Model</w:t>
       </w:r>
     </w:p>
     <w:p>
@@ -3566,16 +3723,18 @@
         <w:ind w:left="426"/>
       </w:pPr>
       <w:r>
-        <w:t>C.</w:t>
-      </w:r>
-      <w:r>
-        <w:tab/>
-      </w:r>
-      <w:r>
-        <w:t>訓練前完全不收集樣本，直接按</w:t>
-      </w:r>
-      <w:r>
-        <w:t xml:space="preserve"> Train Model</w:t>
+        <w:tab/>
+        <w:t>C</w:t>
+      </w:r>
+      <w:r>
+        <w:t>.</w:t>
+      </w:r>
+      <w:r>
+        <w:tab/>
+        <w:t>樣本越多越好（在同學能力範</w:t>
+      </w:r>
+      <w:r>
+        <w:t>圍內盡量多元化）</w:t>
       </w:r>
     </w:p>
     <w:p>
@@ -3587,12 +3746,14 @@
         <w:ind w:left="426"/>
       </w:pPr>
       <w:r>
-        <w:t>D.</w:t>
-      </w:r>
-      <w:r>
-        <w:tab/>
-      </w:r>
-      <w:r>
+        <w:tab/>
+        <w:t>D</w:t>
+      </w:r>
+      <w:r>
+        <w:t>.</w:t>
+      </w:r>
+      <w:r>
+        <w:tab/>
         <w:t>完成訓練後應反覆測試辨識結果</w:t>
       </w:r>
     </w:p>
@@ -3629,7 +3790,6 @@
           <w:i/>
           <w:iCs/>
         </w:rPr>
-        <w:lastRenderedPageBreak/>
         <w:t>請</w:t>
       </w:r>
       <w:r>
@@ -3796,61 +3956,69 @@
         <w:ind w:firstLine="480"/>
       </w:pPr>
       <w:r>
-        <w:t>A.</w:t>
-      </w:r>
-      <w:r>
-        <w:tab/>
-      </w:r>
-      <w:r>
+        <w:tab/>
+        <w:t>A</w:t>
+      </w:r>
+      <w:r>
+        <w:t>.</w:t>
+      </w:r>
+      <w:r>
+        <w:tab/>
+        <w:t>只需要下載 App Inventor，不必建立標籤</w:t>
+      </w:r>
+    </w:p>
+    <w:p>
+      <w:pPr>
+        <w:ind w:firstLine="480"/>
+      </w:pPr>
+      <w:r>
+        <w:tab/>
+        <w:t>B</w:t>
+      </w:r>
+      <w:r>
+        <w:t>.</w:t>
+      </w:r>
+      <w:r>
+        <w:tab/>
+        <w:t>只能用音</w:t>
+      </w:r>
+      <w:r>
+        <w:t>訊建立模型</w:t>
+      </w:r>
+      <w:r>
+        <w:t xml:space="preserve"> </w:t>
+      </w:r>
+    </w:p>
+    <w:p>
+      <w:pPr>
+        <w:ind w:firstLine="480"/>
+      </w:pPr>
+      <w:r>
+        <w:tab/>
+        <w:t>C</w:t>
+      </w:r>
+      <w:r>
+        <w:t>.</w:t>
+      </w:r>
+      <w:r>
+        <w:tab/>
+        <w:t>只能用文字輸入指令完成訓練</w:t>
+      </w:r>
+    </w:p>
+    <w:p>
+      <w:pPr>
+        <w:ind w:firstLine="480"/>
+      </w:pPr>
+      <w:r>
+        <w:tab/>
+        <w:t>D</w:t>
+      </w:r>
+      <w:r>
+        <w:t>.</w:t>
+      </w:r>
+      <w:r>
+        <w:tab/>
         <w:t>建立兩個類別（標籤），分別代表向左／向右的手勢影像</w:t>
-      </w:r>
-    </w:p>
-    <w:p>
-      <w:pPr>
-        <w:ind w:firstLine="480"/>
-      </w:pPr>
-      <w:r>
-        <w:t>B.</w:t>
-      </w:r>
-      <w:r>
-        <w:tab/>
-      </w:r>
-      <w:r>
-        <w:t>只需要下載</w:t>
-      </w:r>
-      <w:r>
-        <w:t xml:space="preserve"> App Inventor</w:t>
-      </w:r>
-      <w:r>
-        <w:t>，不必建立標籤</w:t>
-      </w:r>
-    </w:p>
-    <w:p>
-      <w:pPr>
-        <w:ind w:firstLine="480"/>
-      </w:pPr>
-      <w:r>
-        <w:t>C.</w:t>
-      </w:r>
-      <w:r>
-        <w:tab/>
-      </w:r>
-      <w:r>
-        <w:t>只能用文字輸入指令完成訓練</w:t>
-      </w:r>
-    </w:p>
-    <w:p>
-      <w:pPr>
-        <w:ind w:firstLine="480"/>
-      </w:pPr>
-      <w:r>
-        <w:t>D.</w:t>
-      </w:r>
-      <w:r>
-        <w:tab/>
-      </w:r>
-      <w:r>
-        <w:t>只能用音訊建立模型</w:t>
       </w:r>
     </w:p>
     <w:p>
@@ -3897,12 +4065,30 @@
         <w:ind w:firstLine="480"/>
       </w:pPr>
       <w:r>
-        <w:t>A.</w:t>
-      </w:r>
-      <w:r>
-        <w:tab/>
-      </w:r>
-      <w:r>
+        <w:tab/>
+        <w:t>A</w:t>
+      </w:r>
+      <w:r>
+        <w:t>.</w:t>
+      </w:r>
+      <w:r>
+        <w:tab/>
+        <w:t>令網站版面更美觀</w:t>
+      </w:r>
+    </w:p>
+    <w:p>
+      <w:pPr>
+        <w:ind w:firstLine="480"/>
+      </w:pPr>
+      <w:r>
+        <w:tab/>
+        <w:t>B</w:t>
+      </w:r>
+      <w:r>
+        <w:t>.</w:t>
+      </w:r>
+      <w:r>
+        <w:tab/>
         <w:t>增加電腦耗電量</w:t>
       </w:r>
     </w:p>
@@ -3911,12 +4097,14 @@
         <w:ind w:firstLine="480"/>
       </w:pPr>
       <w:r>
-        <w:t>B.</w:t>
-      </w:r>
-      <w:r>
-        <w:tab/>
-      </w:r>
-      <w:r>
+        <w:tab/>
+        <w:t>C</w:t>
+      </w:r>
+      <w:r>
+        <w:t>.</w:t>
+      </w:r>
+      <w:r>
+        <w:tab/>
         <w:t>確認真實環境下手勢／光線變化下的辨識表現</w:t>
       </w:r>
     </w:p>
@@ -3925,26 +4113,14 @@
         <w:ind w:firstLine="480"/>
       </w:pPr>
       <w:r>
-        <w:t>C.</w:t>
-      </w:r>
-      <w:r>
-        <w:tab/>
-      </w:r>
-      <w:r>
-        <w:t>令網站版面更美觀</w:t>
-      </w:r>
-    </w:p>
-    <w:p>
-      <w:pPr>
-        <w:ind w:firstLine="480"/>
-      </w:pPr>
-      <w:r>
-        <w:t>D.</w:t>
-      </w:r>
-      <w:r>
-        <w:tab/>
-      </w:r>
-      <w:r>
+        <w:tab/>
+        <w:t>D</w:t>
+      </w:r>
+      <w:r>
+        <w:t>.</w:t>
+      </w:r>
+      <w:r>
+        <w:tab/>
         <w:t>令瀏覽器自動更新</w:t>
       </w:r>
     </w:p>
@@ -3979,6 +4155,25 @@
       </w:r>
       <w:r>
         <w:br/>
+        <w:tab/>
+        <w:t>A.</w:t>
+        <w:tab/>
+        <w:t>自動購買雲端硬碟</w:t>
+        <w:br/>
+        <w:tab/>
+        <w:t>B.</w:t>
+        <w:tab/>
+        <w:t>下載老師的標準答案</w:t>
+        <w:br/>
+        <w:tab/>
+        <w:t>C.</w:t>
+        <w:tab/>
+        <w:t>稍後在 App Inventor 擴充／網頁專案載入模型（例如 TMIC）</w:t>
+        <w:br/>
+        <w:tab/>
+        <w:t>D.</w:t>
+        <w:tab/>
+        <w:t>取代瀏覽器搜尋功能</w:t>
       </w:r>
     </w:p>
     <w:p>
@@ -3991,55 +4186,52 @@
         <w:ind w:leftChars="185" w:left="444"/>
       </w:pPr>
       <w:r>
-        <w:t>A.</w:t>
-      </w:r>
-      <w:r>
-        <w:tab/>
-      </w:r>
-      <w:r>
-        <w:t>取代瀏覽器搜尋功能</w:t>
-      </w:r>
-      <w:r>
-        <w:br/>
-        <w:t>B.</w:t>
-      </w:r>
-      <w:r>
-        <w:tab/>
-      </w:r>
-      <w:r>
-        <w:t>稍後在</w:t>
-      </w:r>
-      <w:r>
-        <w:t xml:space="preserve"> App Inventor </w:t>
-      </w:r>
-      <w:r>
-        <w:t>擴充／網頁專案載入模型（例如</w:t>
-      </w:r>
-      <w:r>
-        <w:t xml:space="preserve"> TMIC</w:t>
-      </w:r>
-      <w:r>
-        <w:t>）</w:t>
-      </w:r>
-      <w:r>
-        <w:br/>
-        <w:t>C.</w:t>
-      </w:r>
-      <w:r>
-        <w:tab/>
-      </w:r>
-      <w:r>
-        <w:t>自動購買雲端硬碟</w:t>
-      </w:r>
-      <w:r>
-        <w:br/>
-        <w:t>D.</w:t>
-      </w:r>
-      <w:r>
-        <w:tab/>
-      </w:r>
-      <w:r>
-        <w:t>下載老師的標準答案</w:t>
+        <w:t xml:space="preserve"> </w:t>
+      </w:r>
+      <w:r>
+        <w:t xml:space="preserve"> </w:t>
+      </w:r>
+      <w:r>
+        <w:t xml:space="preserve"> </w:t>
+      </w:r>
+      <w:r>
+        <w:t xml:space="preserve"> </w:t>
+      </w:r>
+      <w:r>
+        <w:t xml:space="preserve"> </w:t>
+      </w:r>
+      <w:r>
+        <w:t xml:space="preserve"> </w:t>
+      </w:r>
+      <w:r>
+        <w:t xml:space="preserve"> </w:t>
+      </w:r>
+      <w:r>
+        <w:t xml:space="preserve"> </w:t>
+      </w:r>
+      <w:r>
+        <w:t xml:space="preserve"> </w:t>
+      </w:r>
+      <w:r>
+        <w:t xml:space="preserve"> </w:t>
+      </w:r>
+      <w:r>
+        <w:t xml:space="preserve"> </w:t>
+      </w:r>
+      <w:r>
+        <w:t xml:space="preserve"> </w:t>
+      </w:r>
+      <w:r>
+        <w:t xml:space="preserve"> </w:t>
+      </w:r>
+      <w:r>
+        <w:t xml:space="preserve"> </w:t>
+      </w:r>
+      <w:r>
+        <w:t xml:space="preserve"> </w:t>
+      </w:r>
+      <w:r>
+        <w:t xml:space="preserve"> </w:t>
       </w:r>
     </w:p>
     <w:p>
@@ -4429,16 +4621,7 @@
             <w:vAlign w:val="center"/>
           </w:tcPr>
           <w:p>
-            <w:pPr>
-              <w:jc w:val="center"/>
-              <w:rPr>
-                <w:sz w:val="24"/>
-              </w:rPr>
-            </w:pPr>
             <w:r>
-              <w:rPr>
-                <w:sz w:val="24"/>
-              </w:rPr>
               <w:t>要素</w:t>
             </w:r>
           </w:p>
@@ -4450,34 +4633,8 @@
             <w:vAlign w:val="center"/>
           </w:tcPr>
           <w:p>
-            <w:pPr>
-              <w:jc w:val="center"/>
-              <w:rPr>
-                <w:sz w:val="24"/>
-              </w:rPr>
-            </w:pPr>
             <w:r>
-              <w:rPr>
-                <w:rFonts w:hint="eastAsia"/>
-                <w:sz w:val="24"/>
-              </w:rPr>
-              <w:t>提示</w:t>
-            </w:r>
-            <w:proofErr w:type="gramStart"/>
-            <w:r>
-              <w:rPr>
-                <w:rFonts w:hint="eastAsia"/>
-                <w:sz w:val="24"/>
-              </w:rPr>
-              <w:t>語組件</w:t>
-            </w:r>
-            <w:proofErr w:type="gramEnd"/>
-            <w:r>
-              <w:rPr>
-                <w:rFonts w:hint="eastAsia"/>
-                <w:sz w:val="24"/>
-              </w:rPr>
-              <w:t>（請填寫字母）</w:t>
+              <w:t>提示語組件（請填寫字母）</w:t>
             </w:r>
           </w:p>
         </w:tc>
@@ -4492,35 +4649,8 @@
             <w:vAlign w:val="center"/>
           </w:tcPr>
           <w:p>
-            <w:pPr>
-              <w:jc w:val="both"/>
-              <w:rPr>
-                <w:sz w:val="24"/>
-              </w:rPr>
-            </w:pPr>
             <w:r>
-              <w:rPr>
-                <w:sz w:val="24"/>
-              </w:rPr>
-              <w:t xml:space="preserve">R </w:t>
-            </w:r>
-            <w:r>
-              <w:rPr>
-                <w:sz w:val="24"/>
-              </w:rPr>
-              <w:t>角色（</w:t>
-            </w:r>
-            <w:r>
-              <w:rPr>
-                <w:sz w:val="24"/>
-              </w:rPr>
-              <w:t>Role</w:t>
-            </w:r>
-            <w:r>
-              <w:rPr>
-                <w:sz w:val="24"/>
-              </w:rPr>
-              <w:t>）</w:t>
+              <w:t>R 角色（Role）</w:t>
             </w:r>
           </w:p>
         </w:tc>
@@ -4530,30 +4660,8 @@
             <w:vAlign w:val="center"/>
           </w:tcPr>
           <w:p>
-            <w:pPr>
-              <w:jc w:val="center"/>
-              <w:rPr>
-                <w:sz w:val="24"/>
-              </w:rPr>
-            </w:pPr>
             <w:r>
-              <w:rPr>
-                <w:sz w:val="24"/>
-              </w:rPr>
-              <w:t>(</w:t>
-            </w:r>
-            <w:r>
-              <w:rPr>
-                <w:rFonts w:hint="eastAsia"/>
-                <w:sz w:val="24"/>
-              </w:rPr>
-              <w:t>a</w:t>
-            </w:r>
-            <w:r>
-              <w:rPr>
-                <w:sz w:val="24"/>
-              </w:rPr>
-              <w:t>)</w:t>
+              <w:t>(a)</w:t>
             </w:r>
           </w:p>
         </w:tc>
@@ -4568,35 +4676,8 @@
             <w:vAlign w:val="center"/>
           </w:tcPr>
           <w:p>
-            <w:pPr>
-              <w:jc w:val="both"/>
-              <w:rPr>
-                <w:sz w:val="24"/>
-              </w:rPr>
-            </w:pPr>
             <w:r>
-              <w:rPr>
-                <w:sz w:val="24"/>
-              </w:rPr>
-              <w:t xml:space="preserve">I </w:t>
-            </w:r>
-            <w:r>
-              <w:rPr>
-                <w:sz w:val="24"/>
-              </w:rPr>
-              <w:t>指令（</w:t>
-            </w:r>
-            <w:r>
-              <w:rPr>
-                <w:sz w:val="24"/>
-              </w:rPr>
-              <w:t>Instruction</w:t>
-            </w:r>
-            <w:r>
-              <w:rPr>
-                <w:sz w:val="24"/>
-              </w:rPr>
-              <w:t>）</w:t>
+              <w:t>I 指令（Instruction）</w:t>
             </w:r>
           </w:p>
         </w:tc>
@@ -4606,29 +4687,8 @@
             <w:vAlign w:val="center"/>
           </w:tcPr>
           <w:p>
-            <w:pPr>
-              <w:jc w:val="center"/>
-              <w:rPr>
-                <w:sz w:val="24"/>
-              </w:rPr>
-            </w:pPr>
             <w:r>
-              <w:rPr>
-                <w:sz w:val="24"/>
-              </w:rPr>
-              <w:t>(</w:t>
-            </w:r>
-            <w:r>
-              <w:rPr>
-                <w:sz w:val="24"/>
-              </w:rPr>
-              <w:t>b</w:t>
-            </w:r>
-            <w:r>
-              <w:rPr>
-                <w:sz w:val="24"/>
-              </w:rPr>
-              <w:t>)</w:t>
+              <w:t>(b)</w:t>
             </w:r>
           </w:p>
         </w:tc>
@@ -4643,35 +4703,8 @@
             <w:vAlign w:val="center"/>
           </w:tcPr>
           <w:p>
-            <w:pPr>
-              <w:jc w:val="both"/>
-              <w:rPr>
-                <w:sz w:val="24"/>
-              </w:rPr>
-            </w:pPr>
             <w:r>
-              <w:rPr>
-                <w:sz w:val="24"/>
-              </w:rPr>
-              <w:t xml:space="preserve">C </w:t>
-            </w:r>
-            <w:r>
-              <w:rPr>
-                <w:sz w:val="24"/>
-              </w:rPr>
-              <w:t>背景（</w:t>
-            </w:r>
-            <w:r>
-              <w:rPr>
-                <w:sz w:val="24"/>
-              </w:rPr>
-              <w:t>Context</w:t>
-            </w:r>
-            <w:r>
-              <w:rPr>
-                <w:sz w:val="24"/>
-              </w:rPr>
-              <w:t>）</w:t>
+              <w:t>C 背景（Context）</w:t>
             </w:r>
           </w:p>
         </w:tc>
@@ -4681,29 +4714,8 @@
             <w:vAlign w:val="center"/>
           </w:tcPr>
           <w:p>
-            <w:pPr>
-              <w:jc w:val="center"/>
-              <w:rPr>
-                <w:sz w:val="24"/>
-              </w:rPr>
-            </w:pPr>
             <w:r>
-              <w:rPr>
-                <w:sz w:val="24"/>
-              </w:rPr>
-              <w:t>(</w:t>
-            </w:r>
-            <w:r>
-              <w:rPr>
-                <w:sz w:val="24"/>
-              </w:rPr>
-              <w:t>c</w:t>
-            </w:r>
-            <w:r>
-              <w:rPr>
-                <w:sz w:val="24"/>
-              </w:rPr>
-              <w:t>)</w:t>
+              <w:t>(c)</w:t>
             </w:r>
           </w:p>
         </w:tc>
@@ -4718,35 +4730,8 @@
             <w:vAlign w:val="center"/>
           </w:tcPr>
           <w:p>
-            <w:pPr>
-              <w:jc w:val="both"/>
-              <w:rPr>
-                <w:sz w:val="24"/>
-              </w:rPr>
-            </w:pPr>
             <w:r>
-              <w:rPr>
-                <w:sz w:val="24"/>
-              </w:rPr>
-              <w:t xml:space="preserve">C </w:t>
-            </w:r>
-            <w:r>
-              <w:rPr>
-                <w:sz w:val="24"/>
-              </w:rPr>
-              <w:t>限制（</w:t>
-            </w:r>
-            <w:r>
-              <w:rPr>
-                <w:sz w:val="24"/>
-              </w:rPr>
-              <w:t>Constraint</w:t>
-            </w:r>
-            <w:r>
-              <w:rPr>
-                <w:sz w:val="24"/>
-              </w:rPr>
-              <w:t>）</w:t>
+              <w:t>C 限制（Constraint）</w:t>
             </w:r>
           </w:p>
         </w:tc>
@@ -4756,29 +4741,8 @@
             <w:vAlign w:val="center"/>
           </w:tcPr>
           <w:p>
-            <w:pPr>
-              <w:jc w:val="center"/>
-              <w:rPr>
-                <w:sz w:val="24"/>
-              </w:rPr>
-            </w:pPr>
             <w:r>
-              <w:rPr>
-                <w:sz w:val="24"/>
-              </w:rPr>
-              <w:t>(</w:t>
-            </w:r>
-            <w:r>
-              <w:rPr>
-                <w:sz w:val="24"/>
-              </w:rPr>
-              <w:t>d</w:t>
-            </w:r>
-            <w:r>
-              <w:rPr>
-                <w:sz w:val="24"/>
-              </w:rPr>
-              <w:t>)</w:t>
+              <w:t>(d)</w:t>
             </w:r>
           </w:p>
         </w:tc>
@@ -4793,35 +4757,8 @@
             <w:vAlign w:val="center"/>
           </w:tcPr>
           <w:p>
-            <w:pPr>
-              <w:jc w:val="both"/>
-              <w:rPr>
-                <w:sz w:val="24"/>
-              </w:rPr>
-            </w:pPr>
             <w:r>
-              <w:rPr>
-                <w:sz w:val="24"/>
-              </w:rPr>
-              <w:t xml:space="preserve">O </w:t>
-            </w:r>
-            <w:r>
-              <w:rPr>
-                <w:sz w:val="24"/>
-              </w:rPr>
-              <w:t>輸出格式（</w:t>
-            </w:r>
-            <w:r>
-              <w:rPr>
-                <w:sz w:val="24"/>
-              </w:rPr>
-              <w:t>Output</w:t>
-            </w:r>
-            <w:r>
-              <w:rPr>
-                <w:sz w:val="24"/>
-              </w:rPr>
-              <w:t>）</w:t>
+              <w:t>O 輸出格式（Output）</w:t>
             </w:r>
           </w:p>
         </w:tc>
@@ -4831,29 +4768,8 @@
             <w:vAlign w:val="center"/>
           </w:tcPr>
           <w:p>
-            <w:pPr>
-              <w:jc w:val="center"/>
-              <w:rPr>
-                <w:sz w:val="24"/>
-              </w:rPr>
-            </w:pPr>
             <w:r>
-              <w:rPr>
-                <w:sz w:val="24"/>
-              </w:rPr>
-              <w:t>(</w:t>
-            </w:r>
-            <w:r>
-              <w:rPr>
-                <w:sz w:val="24"/>
-              </w:rPr>
-              <w:t>e</w:t>
-            </w:r>
-            <w:r>
-              <w:rPr>
-                <w:sz w:val="24"/>
-              </w:rPr>
-              <w:t>)</w:t>
+              <w:t>(e)</w:t>
             </w:r>
           </w:p>
         </w:tc>
@@ -4880,7 +4796,6 @@
         <w:rPr>
           <w:rFonts w:hint="eastAsia"/>
         </w:rPr>
-        <w:lastRenderedPageBreak/>
         <w:t>功能與流程配對：根據描述選出最合適的術語字母。</w:t>
       </w:r>
       <w:r>
@@ -4970,7 +4885,7 @@
         <w:rPr>
           <w:rFonts w:hint="eastAsia"/>
         </w:rPr>
-        <w:t>數據提取</w:t>
+        <w:t>摘要</w:t>
       </w:r>
     </w:p>
     <w:p>
@@ -4998,7 +4913,7 @@
         <w:rPr>
           <w:rFonts w:hint="eastAsia"/>
         </w:rPr>
-        <w:t>邏輯節錄</w:t>
+        <w:t>語意轉換</w:t>
       </w:r>
     </w:p>
     <w:p>
@@ -5026,7 +4941,7 @@
         <w:rPr>
           <w:rFonts w:hint="eastAsia"/>
         </w:rPr>
-        <w:t>訓練模型</w:t>
+        <w:t>文生圖</w:t>
       </w:r>
     </w:p>
     <w:p>
@@ -5054,7 +4969,7 @@
         <w:rPr>
           <w:rFonts w:hint="eastAsia"/>
         </w:rPr>
-        <w:t>建立標籤</w:t>
+        <w:t>圖生圖</w:t>
       </w:r>
     </w:p>
     <w:p>
@@ -5082,14 +4997,14 @@
         <w:rPr>
           <w:rFonts w:hint="eastAsia"/>
         </w:rPr>
-        <w:t>交叉查證</w:t>
-      </w:r>
-      <w:r>
-        <w:rPr>
-          <w:b/>
-          <w:bCs/>
-        </w:rPr>
-        <w:t xml:space="preserve"> </w:t>
+        <w:t>積木式編</w:t>
+      </w:r>
+      <w:r>
+        <w:rPr>
+          <w:b/>
+          <w:bCs/>
+        </w:rPr>
+        <w:t>程</w:t>
       </w:r>
     </w:p>
     <w:p>
@@ -5128,21 +5043,7 @@
             <w:vAlign w:val="center"/>
           </w:tcPr>
           <w:p>
-            <w:pPr>
-              <w:jc w:val="center"/>
-              <w:rPr>
-                <w:b/>
-                <w:bCs/>
-                <w:sz w:val="24"/>
-              </w:rPr>
-            </w:pPr>
             <w:r>
-              <w:rPr>
-                <w:rFonts w:hint="eastAsia"/>
-                <w:b/>
-                <w:bCs/>
-                <w:sz w:val="24"/>
-              </w:rPr>
               <w:t>描述</w:t>
             </w:r>
           </w:p>
@@ -5154,21 +5055,7 @@
             <w:vAlign w:val="center"/>
           </w:tcPr>
           <w:p>
-            <w:pPr>
-              <w:jc w:val="center"/>
-              <w:rPr>
-                <w:b/>
-                <w:bCs/>
-                <w:sz w:val="24"/>
-              </w:rPr>
-            </w:pPr>
             <w:r>
-              <w:rPr>
-                <w:rFonts w:hint="eastAsia"/>
-                <w:b/>
-                <w:bCs/>
-                <w:sz w:val="24"/>
-              </w:rPr>
               <w:t>術語（請填寫字母）</w:t>
             </w:r>
           </w:p>
@@ -5184,45 +5071,8 @@
             <w:vAlign w:val="center"/>
           </w:tcPr>
           <w:p>
-            <w:pPr>
-              <w:rPr>
-                <w:sz w:val="24"/>
-              </w:rPr>
-            </w:pPr>
             <w:r>
-              <w:rPr>
-                <w:rFonts w:hint="eastAsia"/>
-                <w:sz w:val="24"/>
-              </w:rPr>
-              <w:t>在訓練影像</w:t>
-            </w:r>
-            <w:r>
-              <w:rPr>
-                <w:rFonts w:hint="eastAsia"/>
-                <w:sz w:val="24"/>
-              </w:rPr>
-              <w:t xml:space="preserve"> AI </w:t>
-            </w:r>
-            <w:r>
-              <w:rPr>
-                <w:rFonts w:hint="eastAsia"/>
-                <w:sz w:val="24"/>
-              </w:rPr>
-              <w:t>之前，先定義「向左」或「向右」等類別</w:t>
-            </w:r>
-            <w:r>
-              <w:rPr>
-                <w:rFonts w:hint="eastAsia"/>
-                <w:sz w:val="24"/>
-              </w:rPr>
-              <w:t xml:space="preserve"> </w:t>
-            </w:r>
-            <w:r>
-              <w:rPr>
-                <w:rFonts w:hint="eastAsia"/>
-                <w:sz w:val="24"/>
-              </w:rPr>
-              <w:t>。</w:t>
+              <w:t>把長文章濃縮成精簡重點。</w:t>
             </w:r>
           </w:p>
         </w:tc>
@@ -5232,30 +5082,8 @@
             <w:vAlign w:val="center"/>
           </w:tcPr>
           <w:p>
-            <w:pPr>
-              <w:jc w:val="center"/>
-              <w:rPr>
-                <w:sz w:val="24"/>
-              </w:rPr>
-            </w:pPr>
             <w:r>
-              <w:rPr>
-                <w:sz w:val="24"/>
-              </w:rPr>
-              <w:t>(</w:t>
-            </w:r>
-            <w:r>
-              <w:rPr>
-                <w:rFonts w:hint="eastAsia"/>
-                <w:sz w:val="24"/>
-              </w:rPr>
-              <w:t>a</w:t>
-            </w:r>
-            <w:r>
-              <w:rPr>
-                <w:sz w:val="24"/>
-              </w:rPr>
-              <w:t>)</w:t>
+              <w:t>(a)</w:t>
             </w:r>
           </w:p>
         </w:tc>
@@ -5270,31 +5098,8 @@
             <w:vAlign w:val="center"/>
           </w:tcPr>
           <w:p>
-            <w:pPr>
-              <w:rPr>
-                <w:sz w:val="24"/>
-              </w:rPr>
-            </w:pPr>
             <w:r>
-              <w:rPr>
-                <w:rFonts w:hint="eastAsia"/>
-                <w:sz w:val="24"/>
-              </w:rPr>
-              <w:t>從長篇通告中直接抽取出日期、時間與地點等具體事實</w:t>
-            </w:r>
-            <w:r>
-              <w:rPr>
-                <w:rFonts w:hint="eastAsia"/>
-                <w:sz w:val="24"/>
-              </w:rPr>
-              <w:t xml:space="preserve"> </w:t>
-            </w:r>
-            <w:r>
-              <w:rPr>
-                <w:rFonts w:hint="eastAsia"/>
-                <w:sz w:val="24"/>
-              </w:rPr>
-              <w:t>。</w:t>
+              <w:t>上載相片後依指示修改或二次創作。</w:t>
             </w:r>
           </w:p>
         </w:tc>
@@ -5304,29 +5109,8 @@
             <w:vAlign w:val="center"/>
           </w:tcPr>
           <w:p>
-            <w:pPr>
-              <w:jc w:val="center"/>
-              <w:rPr>
-                <w:sz w:val="24"/>
-              </w:rPr>
-            </w:pPr>
             <w:r>
-              <w:rPr>
-                <w:sz w:val="24"/>
-              </w:rPr>
-              <w:t>(</w:t>
-            </w:r>
-            <w:r>
-              <w:rPr>
-                <w:sz w:val="24"/>
-              </w:rPr>
-              <w:t>b</w:t>
-            </w:r>
-            <w:r>
-              <w:rPr>
-                <w:sz w:val="24"/>
-              </w:rPr>
-              <w:t>)</w:t>
+              <w:t>(b)</w:t>
             </w:r>
           </w:p>
         </w:tc>
@@ -5341,31 +5125,8 @@
             <w:vAlign w:val="center"/>
           </w:tcPr>
           <w:p>
-            <w:pPr>
-              <w:rPr>
-                <w:sz w:val="24"/>
-              </w:rPr>
-            </w:pPr>
             <w:r>
-              <w:rPr>
-                <w:rFonts w:hint="eastAsia"/>
-                <w:sz w:val="24"/>
-              </w:rPr>
-              <w:t>將長達五頁的考察守則濃縮成三個核心重點</w:t>
-            </w:r>
-            <w:r>
-              <w:rPr>
-                <w:rFonts w:hint="eastAsia"/>
-                <w:sz w:val="24"/>
-              </w:rPr>
-              <w:t xml:space="preserve"> </w:t>
-            </w:r>
-            <w:r>
-              <w:rPr>
-                <w:rFonts w:hint="eastAsia"/>
-                <w:sz w:val="24"/>
-              </w:rPr>
-              <w:t>。</w:t>
+              <w:t>把口語句子改寫成正式書信語氣。</w:t>
             </w:r>
           </w:p>
         </w:tc>
@@ -5375,29 +5136,8 @@
             <w:vAlign w:val="center"/>
           </w:tcPr>
           <w:p>
-            <w:pPr>
-              <w:jc w:val="center"/>
-              <w:rPr>
-                <w:sz w:val="24"/>
-              </w:rPr>
-            </w:pPr>
             <w:r>
-              <w:rPr>
-                <w:sz w:val="24"/>
-              </w:rPr>
-              <w:t>(</w:t>
-            </w:r>
-            <w:r>
-              <w:rPr>
-                <w:sz w:val="24"/>
-              </w:rPr>
-              <w:t>c</w:t>
-            </w:r>
-            <w:r>
-              <w:rPr>
-                <w:sz w:val="24"/>
-              </w:rPr>
-              <w:t>)</w:t>
+              <w:t>(c)</w:t>
             </w:r>
           </w:p>
         </w:tc>
@@ -5412,45 +5152,8 @@
             <w:vAlign w:val="center"/>
           </w:tcPr>
           <w:p>
-            <w:pPr>
-              <w:rPr>
-                <w:sz w:val="24"/>
-              </w:rPr>
-            </w:pPr>
             <w:r>
-              <w:rPr>
-                <w:rFonts w:hint="eastAsia"/>
-                <w:sz w:val="24"/>
-              </w:rPr>
-              <w:t>將</w:t>
-            </w:r>
-            <w:r>
-              <w:rPr>
-                <w:rFonts w:hint="eastAsia"/>
-                <w:sz w:val="24"/>
-              </w:rPr>
-              <w:t xml:space="preserve"> AI </w:t>
-            </w:r>
-            <w:r>
-              <w:rPr>
-                <w:rFonts w:hint="eastAsia"/>
-                <w:sz w:val="24"/>
-              </w:rPr>
-              <w:t>生成的內容與原始通告或可靠來源進行比對，確保準確</w:t>
-            </w:r>
-            <w:r>
-              <w:rPr>
-                <w:rFonts w:hint="eastAsia"/>
-                <w:sz w:val="24"/>
-              </w:rPr>
-              <w:t xml:space="preserve"> </w:t>
-            </w:r>
-            <w:r>
-              <w:rPr>
-                <w:rFonts w:hint="eastAsia"/>
-                <w:sz w:val="24"/>
-              </w:rPr>
-              <w:t>。</w:t>
+              <w:t>依文字描述生成全新影像。</w:t>
             </w:r>
           </w:p>
         </w:tc>
@@ -5460,29 +5163,8 @@
             <w:vAlign w:val="center"/>
           </w:tcPr>
           <w:p>
-            <w:pPr>
-              <w:jc w:val="center"/>
-              <w:rPr>
-                <w:sz w:val="24"/>
-              </w:rPr>
-            </w:pPr>
             <w:r>
-              <w:rPr>
-                <w:sz w:val="24"/>
-              </w:rPr>
-              <w:t>(</w:t>
-            </w:r>
-            <w:r>
-              <w:rPr>
-                <w:sz w:val="24"/>
-              </w:rPr>
-              <w:t>d</w:t>
-            </w:r>
-            <w:r>
-              <w:rPr>
-                <w:sz w:val="24"/>
-              </w:rPr>
-              <w:t>)</w:t>
+              <w:t>(d)</w:t>
             </w:r>
           </w:p>
         </w:tc>
@@ -5497,31 +5179,8 @@
             <w:vAlign w:val="center"/>
           </w:tcPr>
           <w:p>
-            <w:pPr>
-              <w:rPr>
-                <w:sz w:val="24"/>
-              </w:rPr>
-            </w:pPr>
             <w:r>
-              <w:rPr>
-                <w:rFonts w:hint="eastAsia"/>
-                <w:sz w:val="24"/>
-              </w:rPr>
-              <w:t>在收集足夠樣本後，點擊按鈕讓電腦學習辨識影像</w:t>
-            </w:r>
-            <w:r>
-              <w:rPr>
-                <w:rFonts w:hint="eastAsia"/>
-                <w:sz w:val="24"/>
-              </w:rPr>
-              <w:t xml:space="preserve"> </w:t>
-            </w:r>
-            <w:r>
-              <w:rPr>
-                <w:rFonts w:hint="eastAsia"/>
-                <w:sz w:val="24"/>
-              </w:rPr>
-              <w:t>。</w:t>
+              <w:t>在 App Inventor 以拖拉方式組合程式邏輯。</w:t>
             </w:r>
           </w:p>
         </w:tc>
@@ -5531,29 +5190,8 @@
             <w:vAlign w:val="center"/>
           </w:tcPr>
           <w:p>
-            <w:pPr>
-              <w:jc w:val="center"/>
-              <w:rPr>
-                <w:sz w:val="24"/>
-              </w:rPr>
-            </w:pPr>
             <w:r>
-              <w:rPr>
-                <w:sz w:val="24"/>
-              </w:rPr>
-              <w:t>(</w:t>
-            </w:r>
-            <w:r>
-              <w:rPr>
-                <w:sz w:val="24"/>
-              </w:rPr>
-              <w:t>e</w:t>
-            </w:r>
-            <w:r>
-              <w:rPr>
-                <w:sz w:val="24"/>
-              </w:rPr>
-              <w:t>)</w:t>
+              <w:t>(e)</w:t>
             </w:r>
           </w:p>
         </w:tc>
@@ -5811,31 +5449,31 @@
         <w:rPr>
           <w:rFonts w:hint="eastAsia"/>
         </w:rPr>
-        <w:t>生成式</w:t>
-      </w:r>
-      <w:r>
-        <w:rPr>
-          <w:rFonts w:hint="eastAsia"/>
-        </w:rPr>
-        <w:t xml:space="preserve"> AI </w:t>
-      </w:r>
-      <w:r>
-        <w:rPr>
-          <w:rFonts w:hint="eastAsia"/>
-        </w:rPr>
-        <w:t>的「幻覺」是指</w:t>
-      </w:r>
-      <w:r>
-        <w:rPr>
-          <w:rFonts w:hint="eastAsia"/>
-        </w:rPr>
-        <w:t xml:space="preserve"> AI </w:t>
-      </w:r>
-      <w:r>
-        <w:rPr>
-          <w:rFonts w:hint="eastAsia"/>
-        </w:rPr>
-        <w:t>故意說謊來欺騙人類。</w:t>
+        <w:t>Tea</w:t>
+      </w:r>
+      <w:r>
+        <w:rPr>
+          <w:rFonts w:hint="eastAsia"/>
+        </w:rPr>
+        <w:t>chab</w:t>
+      </w:r>
+      <w:r>
+        <w:rPr>
+          <w:rFonts w:hint="eastAsia"/>
+        </w:rPr>
+        <w:t>le Mach</w:t>
+      </w:r>
+      <w:r>
+        <w:rPr>
+          <w:rFonts w:hint="eastAsia"/>
+        </w:rPr>
+        <w:t xml:space="preserve">ine </w:t>
+      </w:r>
+      <w:r>
+        <w:rPr>
+          <w:rFonts w:hint="eastAsia"/>
+        </w:rPr>
+        <w:t>必須另外安裝軟件才能使用，不能用瀏覽器開啟。</w:t>
       </w:r>
     </w:p>
     <w:p>
@@ -5860,31 +5498,31 @@
         <w:rPr>
           <w:rFonts w:hint="eastAsia"/>
         </w:rPr>
-        <w:t>設定「限制</w:t>
-      </w:r>
-      <w:r>
-        <w:rPr>
-          <w:rFonts w:hint="eastAsia"/>
-        </w:rPr>
-        <w:t xml:space="preserve"> (Constraint)</w:t>
-      </w:r>
-      <w:r>
-        <w:rPr>
-          <w:rFonts w:hint="eastAsia"/>
-        </w:rPr>
-        <w:t>」的主要目的是減少</w:t>
-      </w:r>
-      <w:r>
-        <w:rPr>
-          <w:rFonts w:hint="eastAsia"/>
-        </w:rPr>
-        <w:t xml:space="preserve"> AI </w:t>
-      </w:r>
-      <w:r>
-        <w:rPr>
-          <w:rFonts w:hint="eastAsia"/>
-        </w:rPr>
-        <w:t>產生無關資訊或錯誤數據。</w:t>
+        <w:t>「文生圖」</w:t>
+      </w:r>
+      <w:r>
+        <w:rPr>
+          <w:rFonts w:hint="eastAsia"/>
+        </w:rPr>
+        <w:t>只能修改現有相片，不能憑空</w:t>
+      </w:r>
+      <w:r>
+        <w:rPr>
+          <w:rFonts w:hint="eastAsia"/>
+        </w:rPr>
+        <w:t>生成全新影像。</w:t>
+      </w:r>
+      <w:r>
+        <w:rPr>
+          <w:rFonts w:hint="eastAsia"/>
+        </w:rPr>
+        <w:t xml:space="preserve"> </w:t>
+      </w:r>
+      <w:r>
+        <w:rPr>
+          <w:rFonts w:hint="eastAsia"/>
+        </w:rPr>
+        <w:t xml:space="preserve"> </w:t>
       </w:r>
     </w:p>
     <w:p>
@@ -5909,25 +5547,25 @@
         <w:rPr>
           <w:rFonts w:hint="eastAsia"/>
         </w:rPr>
-        <w:t xml:space="preserve">Teachable Machine </w:t>
-      </w:r>
-      <w:r>
-        <w:rPr>
-          <w:rFonts w:hint="eastAsia"/>
-        </w:rPr>
-        <w:t>在進行訓練</w:t>
-      </w:r>
-      <w:r>
-        <w:rPr>
-          <w:rFonts w:hint="eastAsia"/>
-        </w:rPr>
-        <w:t xml:space="preserve"> (Train) </w:t>
-      </w:r>
-      <w:r>
-        <w:rPr>
-          <w:rFonts w:hint="eastAsia"/>
-        </w:rPr>
-        <w:t>之前，不需要收集任何影像樣本。</w:t>
+        <w:t>「語意轉換」是指把文章改寫成不同語氣</w:t>
+      </w:r>
+      <w:r>
+        <w:rPr>
+          <w:rFonts w:hint="eastAsia"/>
+        </w:rPr>
+        <w:t>或風格，而</w:t>
+      </w:r>
+      <w:r>
+        <w:rPr>
+          <w:rFonts w:hint="eastAsia"/>
+        </w:rPr>
+        <w:t>非單</w:t>
+      </w:r>
+      <w:r>
+        <w:rPr>
+          <w:rFonts w:hint="eastAsia"/>
+        </w:rPr>
+        <w:t>純縮短字數。</w:t>
       </w:r>
     </w:p>
     <w:p>
@@ -5952,31 +5590,31 @@
         <w:rPr>
           <w:rFonts w:hint="eastAsia"/>
         </w:rPr>
-        <w:t>在</w:t>
-      </w:r>
-      <w:r>
-        <w:rPr>
-          <w:rFonts w:hint="eastAsia"/>
-        </w:rPr>
-        <w:t xml:space="preserve"> AI </w:t>
-      </w:r>
-      <w:r>
-        <w:rPr>
-          <w:rFonts w:hint="eastAsia"/>
-        </w:rPr>
-        <w:t>回覆後加上「引用來源」是負責任使用</w:t>
-      </w:r>
-      <w:r>
-        <w:rPr>
-          <w:rFonts w:hint="eastAsia"/>
-        </w:rPr>
-        <w:t xml:space="preserve"> AI </w:t>
-      </w:r>
-      <w:r>
-        <w:rPr>
-          <w:rFonts w:hint="eastAsia"/>
-        </w:rPr>
-        <w:t>的一種表現。</w:t>
+        <w:t>「</w:t>
+      </w:r>
+      <w:r>
+        <w:rPr>
+          <w:rFonts w:hint="eastAsia"/>
+        </w:rPr>
+        <w:t>圖生圖」</w:t>
+      </w:r>
+      <w:r>
+        <w:rPr>
+          <w:rFonts w:hint="eastAsia"/>
+        </w:rPr>
+        <w:t>通常需要上載現有相片，再依指示修改</w:t>
+      </w:r>
+      <w:r>
+        <w:rPr>
+          <w:rFonts w:hint="eastAsia"/>
+        </w:rPr>
+        <w:t>或二次創</w:t>
+      </w:r>
+      <w:r>
+        <w:rPr>
+          <w:rFonts w:hint="eastAsia"/>
+        </w:rPr>
+        <w:t>作。</w:t>
       </w:r>
     </w:p>
     <w:p>
@@ -6004,7 +5642,7 @@
         <w:rPr>
           <w:rFonts w:hint="eastAsia"/>
         </w:rPr>
-        <w:t>機器學習之所以需要大量樣本，是因為影像包含許多變化，需要提升準確性。</w:t>
+        <w:t>把 AI 生成內容直接交功課而完全不註明，仍符合學術誠信。</w:t>
       </w:r>
     </w:p>
     <w:p>
@@ -6051,7 +5689,6 @@
           <w:bCs/>
           <w:u w:val="single"/>
         </w:rPr>
-        <w:lastRenderedPageBreak/>
         <w:t>丁</w:t>
       </w:r>
       <w:r>
@@ -6090,7 +5727,7 @@
           <w:bCs/>
           <w:u w:val="single"/>
         </w:rPr>
-        <w:t>填充題</w:t>
+        <w:t xml:space="preserve"> 填充</w:t>
       </w:r>
       <w:r>
         <w:rPr>
@@ -6099,7 +5736,7 @@
           <w:bCs/>
           <w:u w:val="single"/>
         </w:rPr>
-        <w:t xml:space="preserve"> (5</w:t>
+        <w:t>題 (</w:t>
       </w:r>
       <w:r>
         <w:rPr>
@@ -6108,7 +5745,7 @@
           <w:bCs/>
           <w:u w:val="single"/>
         </w:rPr>
-        <w:t>分</w:t>
+        <w:t>1</w:t>
       </w:r>
       <w:r>
         <w:rPr>
@@ -6117,7 +5754,7 @@
           <w:bCs/>
           <w:u w:val="single"/>
         </w:rPr>
-        <w:t>)</w:t>
+        <w:t>0 分)</w:t>
       </w:r>
     </w:p>
     <w:p>
@@ -6189,178 +5826,21 @@
             <w:tcW w:w="10260" w:type="dxa"/>
           </w:tcPr>
           <w:p>
-            <w:pPr>
-              <w:tabs>
-                <w:tab w:val="left" w:pos="426"/>
-                <w:tab w:val="left" w:pos="851"/>
-                <w:tab w:val="left" w:pos="1276"/>
-                <w:tab w:val="left" w:pos="1701"/>
-                <w:tab w:val="left" w:pos="4395"/>
-                <w:tab w:val="left" w:pos="8505"/>
-              </w:tabs>
-              <w:rPr>
-                <w:rFonts w:hint="eastAsia"/>
-                <w:sz w:val="24"/>
-                <w:szCs w:val="40"/>
-              </w:rPr>
-            </w:pPr>
             <w:r>
-              <w:rPr>
-                <w:sz w:val="24"/>
-                <w:szCs w:val="40"/>
-              </w:rPr>
               <w:tab/>
-            </w:r>
-            <w:r>
-              <w:rPr>
-                <w:rFonts w:hint="eastAsia"/>
-                <w:sz w:val="24"/>
-                <w:szCs w:val="40"/>
-              </w:rPr>
-              <w:t>流暢性</w:t>
-            </w:r>
-            <w:r>
-              <w:rPr>
-                <w:sz w:val="24"/>
-                <w:szCs w:val="40"/>
-              </w:rPr>
+              <w:t>角色</w:t>
               <w:tab/>
-            </w:r>
-            <w:r>
-              <w:rPr>
-                <w:sz w:val="24"/>
-                <w:szCs w:val="40"/>
-              </w:rPr>
               <w:tab/>
-            </w:r>
-            <w:r>
-              <w:rPr>
-                <w:sz w:val="24"/>
-                <w:szCs w:val="40"/>
-              </w:rPr>
+              <w:t>摘要</w:t>
               <w:tab/>
-            </w:r>
-            <w:r>
-              <w:rPr>
-                <w:rFonts w:hint="eastAsia"/>
-                <w:sz w:val="24"/>
-                <w:szCs w:val="40"/>
-              </w:rPr>
-              <w:t>超級鸚鵡</w:t>
-            </w:r>
-            <w:r>
-              <w:rPr>
-                <w:sz w:val="24"/>
-                <w:szCs w:val="40"/>
-              </w:rPr>
               <w:tab/>
-            </w:r>
-            <w:r>
-              <w:rPr>
-                <w:rFonts w:hint="eastAsia"/>
-                <w:sz w:val="24"/>
-                <w:szCs w:val="40"/>
-              </w:rPr>
-              <w:t>統計</w:t>
-            </w:r>
-            <w:r>
-              <w:rPr>
-                <w:rFonts w:hint="eastAsia"/>
-                <w:sz w:val="24"/>
-                <w:szCs w:val="40"/>
-              </w:rPr>
-              <w:t>機率</w:t>
-            </w:r>
-          </w:p>
-          <w:p>
-            <w:pPr>
-              <w:tabs>
-                <w:tab w:val="left" w:pos="426"/>
-                <w:tab w:val="left" w:pos="851"/>
-                <w:tab w:val="left" w:pos="1276"/>
-                <w:tab w:val="left" w:pos="1701"/>
-                <w:tab w:val="left" w:pos="2127"/>
-                <w:tab w:val="left" w:pos="9356"/>
-              </w:tabs>
-              <w:rPr>
-                <w:sz w:val="24"/>
-                <w:szCs w:val="40"/>
-              </w:rPr>
-            </w:pPr>
-          </w:p>
-          <w:p>
-            <w:pPr>
-              <w:tabs>
-                <w:tab w:val="left" w:pos="426"/>
-                <w:tab w:val="left" w:pos="851"/>
-                <w:tab w:val="left" w:pos="1276"/>
-                <w:tab w:val="left" w:pos="1701"/>
-                <w:tab w:val="left" w:pos="2127"/>
-                <w:tab w:val="left" w:pos="6946"/>
-              </w:tabs>
-              <w:rPr>
-                <w:rFonts w:hint="eastAsia"/>
-                <w:sz w:val="24"/>
-                <w:szCs w:val="40"/>
-              </w:rPr>
-            </w:pPr>
-            <w:r>
-              <w:rPr>
-                <w:sz w:val="24"/>
-                <w:szCs w:val="40"/>
-              </w:rPr>
+              <w:t>問答遊戲</w:t>
               <w:tab/>
-            </w:r>
-            <w:r>
-              <w:rPr>
-                <w:sz w:val="24"/>
-                <w:szCs w:val="40"/>
-              </w:rPr>
               <w:tab/>
-            </w:r>
-            <w:r>
-              <w:rPr>
-                <w:sz w:val="24"/>
-                <w:szCs w:val="40"/>
-              </w:rPr>
+              <w:t>背景</w:t>
               <w:tab/>
-            </w:r>
-            <w:r>
-              <w:rPr>
-                <w:sz w:val="24"/>
-                <w:szCs w:val="40"/>
-              </w:rPr>
               <w:tab/>
-            </w:r>
-            <w:r>
-              <w:rPr>
-                <w:sz w:val="24"/>
-                <w:szCs w:val="40"/>
-              </w:rPr>
-              <w:tab/>
-            </w:r>
-            <w:r>
-              <w:rPr>
-                <w:rFonts w:hint="eastAsia"/>
-                <w:sz w:val="24"/>
-                <w:szCs w:val="40"/>
-              </w:rPr>
-              <w:t>交叉查證</w:t>
-            </w:r>
-            <w:r>
-              <w:rPr>
-                <w:sz w:val="24"/>
-                <w:szCs w:val="40"/>
-              </w:rPr>
-              <w:tab/>
-            </w:r>
-            <w:r>
-              <w:rPr>
-                <w:rFonts w:hint="eastAsia"/>
-                <w:sz w:val="24"/>
-                <w:szCs w:val="40"/>
-              </w:rPr>
-              <w:t>幻覺</w:t>
+              <w:t>創意寫作</w:t>
             </w:r>
           </w:p>
         </w:tc>
@@ -6380,6 +5860,9 @@
           <w:rFonts w:hint="eastAsia"/>
         </w:rPr>
       </w:pPr>
+      <w:r>
+        <w:t>依故事情節發想並撰寫開頭，屬於「 ________ 」應用。</w:t>
+      </w:r>
     </w:p>
     <w:p>
       <w:pPr>
@@ -6403,31 +5886,31 @@
         <w:rPr>
           <w:rFonts w:hint="eastAsia"/>
         </w:rPr>
-        <w:t>生成式</w:t>
-      </w:r>
-      <w:r>
-        <w:rPr>
-          <w:rFonts w:hint="eastAsia"/>
-        </w:rPr>
-        <w:t xml:space="preserve"> AI </w:t>
-      </w:r>
-      <w:r>
-        <w:rPr>
-          <w:rFonts w:hint="eastAsia"/>
-        </w:rPr>
-        <w:t>並不像人類擁有真正的意識，它更像是一個讀過全世界所有書，但不理解現實世界的「</w:t>
-      </w:r>
-      <w:r>
-        <w:rPr>
-          <w:rFonts w:hint="eastAsia"/>
-        </w:rPr>
-        <w:t xml:space="preserve"> ________ </w:t>
-      </w:r>
-      <w:r>
-        <w:rPr>
-          <w:rFonts w:hint="eastAsia"/>
-        </w:rPr>
-        <w:t>」。</w:t>
+        <w:t>筆記列</w:t>
+      </w:r>
+      <w:r>
+        <w:rPr>
+          <w:rFonts w:hint="eastAsia"/>
+        </w:rPr>
+        <w:t>出文本生</w:t>
+      </w:r>
+      <w:r>
+        <w:rPr>
+          <w:rFonts w:hint="eastAsia"/>
+        </w:rPr>
+        <w:t>成四大應用之一，把長篇文章濃縮成精簡重點，稱為</w:t>
+      </w:r>
+      <w:r>
+        <w:rPr>
+          <w:rFonts w:hint="eastAsia"/>
+        </w:rPr>
+        <w:t>「</w:t>
+      </w:r>
+      <w:r>
+        <w:rPr>
+          <w:rFonts w:hint="eastAsia"/>
+        </w:rPr>
+        <w:t xml:space="preserve"> ________ 」。</w:t>
       </w:r>
     </w:p>
     <w:p>
@@ -6452,25 +5935,25 @@
         <w:rPr>
           <w:rFonts w:hint="eastAsia"/>
         </w:rPr>
-        <w:t xml:space="preserve">AI </w:t>
-      </w:r>
-      <w:r>
-        <w:rPr>
-          <w:rFonts w:hint="eastAsia"/>
-        </w:rPr>
-        <w:t>運作的主要方式是透過計算單詞之間出現的「</w:t>
-      </w:r>
-      <w:r>
-        <w:rPr>
-          <w:rFonts w:hint="eastAsia"/>
-        </w:rPr>
-        <w:t xml:space="preserve"> ________ </w:t>
-      </w:r>
-      <w:r>
-        <w:rPr>
-          <w:rFonts w:hint="eastAsia"/>
-        </w:rPr>
-        <w:t>」來預測下一個字。</w:t>
+        <w:t>把 P</w:t>
+      </w:r>
+      <w:r>
+        <w:rPr>
+          <w:rFonts w:hint="eastAsia"/>
+        </w:rPr>
+        <w:t>DF 通告內容提供給 AI 作分析依據，</w:t>
+      </w:r>
+      <w:r>
+        <w:rPr>
+          <w:rFonts w:hint="eastAsia"/>
+        </w:rPr>
+        <w:t>是設定「 _____</w:t>
+      </w:r>
+      <w:r>
+        <w:rPr>
+          <w:rFonts w:hint="eastAsia"/>
+        </w:rPr>
+        <w:t>___ 」(Context)。</w:t>
       </w:r>
     </w:p>
     <w:p>
@@ -6495,43 +5978,43 @@
         <w:rPr>
           <w:rFonts w:hint="eastAsia"/>
         </w:rPr>
-        <w:t>當</w:t>
-      </w:r>
-      <w:r>
-        <w:rPr>
-          <w:rFonts w:hint="eastAsia"/>
-        </w:rPr>
-        <w:t xml:space="preserve"> AI </w:t>
-      </w:r>
-      <w:r>
-        <w:rPr>
-          <w:rFonts w:hint="eastAsia"/>
-        </w:rPr>
-        <w:t>一本正經地提供虛假資訊或編造內容時，這種現象稱為「</w:t>
-      </w:r>
-      <w:r>
-        <w:rPr>
-          <w:rFonts w:hint="eastAsia"/>
-        </w:rPr>
-        <w:t xml:space="preserve"> ________ </w:t>
-      </w:r>
-      <w:r>
-        <w:rPr>
-          <w:rFonts w:hint="eastAsia"/>
-        </w:rPr>
-        <w:t>」</w:t>
-      </w:r>
-      <w:r>
-        <w:rPr>
-          <w:rFonts w:hint="eastAsia"/>
-        </w:rPr>
-        <w:t xml:space="preserve"> (Hallucination) </w:t>
-      </w:r>
-      <w:r>
-        <w:rPr>
-          <w:rFonts w:hint="eastAsia"/>
-        </w:rPr>
-        <w:t>。</w:t>
+        <w:t>在</w:t>
+      </w:r>
+      <w:r>
+        <w:rPr>
+          <w:rFonts w:hint="eastAsia"/>
+        </w:rPr>
+        <w:t xml:space="preserve"> R-I</w:t>
+      </w:r>
+      <w:r>
+        <w:rPr>
+          <w:rFonts w:hint="eastAsia"/>
+        </w:rPr>
+        <w:t>-C-C-O 中，要求 AI 扮演特定身分是設定</w:t>
+      </w:r>
+      <w:r>
+        <w:rPr>
+          <w:rFonts w:hint="eastAsia"/>
+        </w:rPr>
+        <w:t>「</w:t>
+      </w:r>
+      <w:r>
+        <w:rPr>
+          <w:rFonts w:hint="eastAsia"/>
+        </w:rPr>
+        <w:t xml:space="preserve"> </w:t>
+      </w:r>
+      <w:r>
+        <w:rPr>
+          <w:rFonts w:hint="eastAsia"/>
+        </w:rPr>
+        <w:t>_</w:t>
+      </w:r>
+      <w:r>
+        <w:rPr>
+          <w:rFonts w:hint="eastAsia"/>
+        </w:rPr>
+        <w:t>_______ 」(Role)。</w:t>
       </w:r>
     </w:p>
     <w:p>
@@ -6556,37 +6039,37 @@
         <w:rPr>
           <w:rFonts w:hint="eastAsia"/>
         </w:rPr>
-        <w:t xml:space="preserve">AI </w:t>
-      </w:r>
-      <w:r>
-        <w:rPr>
-          <w:rFonts w:hint="eastAsia"/>
-        </w:rPr>
-        <w:t>優先追求的是對話的「</w:t>
-      </w:r>
-      <w:r>
-        <w:rPr>
-          <w:rFonts w:hint="eastAsia"/>
-        </w:rPr>
-        <w:t xml:space="preserve"> ________ </w:t>
-      </w:r>
-      <w:r>
-        <w:rPr>
-          <w:rFonts w:hint="eastAsia"/>
-        </w:rPr>
-        <w:t>」，而非事實的準確性，因此我們必須小心查證</w:t>
-      </w:r>
-      <w:r>
-        <w:rPr>
-          <w:rFonts w:hint="eastAsia"/>
-        </w:rPr>
-        <w:t xml:space="preserve"> </w:t>
-      </w:r>
-      <w:r>
-        <w:rPr>
-          <w:rFonts w:hint="eastAsia"/>
-        </w:rPr>
-        <w:t>。</w:t>
+        <w:t>把重點</w:t>
+      </w:r>
+      <w:r>
+        <w:rPr>
+          <w:rFonts w:hint="eastAsia"/>
+        </w:rPr>
+        <w:t>製作成互動練習題，屬</w:t>
+      </w:r>
+      <w:r>
+        <w:rPr>
+          <w:rFonts w:hint="eastAsia"/>
+        </w:rPr>
+        <w:t>於「 _______</w:t>
+      </w:r>
+      <w:r>
+        <w:rPr>
+          <w:rFonts w:hint="eastAsia"/>
+        </w:rPr>
+        <w:t>_ 」應用。</w:t>
+      </w:r>
+      <w:r>
+        <w:rPr>
+          <w:rFonts w:hint="eastAsia"/>
+        </w:rPr>
+        <w:t xml:space="preserve"> </w:t>
+      </w:r>
+      <w:r>
+        <w:rPr>
+          <w:rFonts w:hint="eastAsia"/>
+        </w:rPr>
+        <w:t xml:space="preserve"> </w:t>
       </w:r>
     </w:p>
     <w:p>
@@ -6611,43 +6094,43 @@
         <w:rPr>
           <w:rFonts w:hint="eastAsia"/>
         </w:rPr>
-        <w:t>筆記建議利用「</w:t>
-      </w:r>
-      <w:r>
-        <w:rPr>
-          <w:rFonts w:hint="eastAsia"/>
-        </w:rPr>
-        <w:t xml:space="preserve"> ________ </w:t>
-      </w:r>
-      <w:r>
-        <w:rPr>
-          <w:rFonts w:hint="eastAsia"/>
-        </w:rPr>
-        <w:t>」的方法，將</w:t>
-      </w:r>
-      <w:r>
-        <w:rPr>
-          <w:rFonts w:hint="eastAsia"/>
-        </w:rPr>
-        <w:t xml:space="preserve"> AI </w:t>
-      </w:r>
-      <w:r>
-        <w:rPr>
-          <w:rFonts w:hint="eastAsia"/>
-        </w:rPr>
-        <w:t>的回答與官方網站或課本進行比較，以確認資訊是否正確</w:t>
-      </w:r>
-      <w:r>
-        <w:rPr>
-          <w:rFonts w:hint="eastAsia"/>
-        </w:rPr>
-        <w:t xml:space="preserve"> </w:t>
-      </w:r>
-      <w:r>
-        <w:rPr>
-          <w:rFonts w:hint="eastAsia"/>
-        </w:rPr>
-        <w:t>。</w:t>
+        <w:t>請在空格內填入</w:t>
+      </w:r>
+      <w:r>
+        <w:rPr>
+          <w:rFonts w:hint="eastAsia"/>
+        </w:rPr>
+        <w:t>最合適的文字。 (每</w:t>
+      </w:r>
+      <w:r>
+        <w:rPr>
+          <w:rFonts w:hint="eastAsia"/>
+        </w:rPr>
+        <w:t>空格 1 分</w:t>
+      </w:r>
+      <w:r>
+        <w:rPr>
+          <w:rFonts w:hint="eastAsia"/>
+        </w:rPr>
+        <w:t>)</w:t>
+      </w:r>
+      <w:r>
+        <w:rPr>
+          <w:rFonts w:hint="eastAsia"/>
+        </w:rPr>
+        <w:t xml:space="preserve"> </w:t>
+      </w:r>
+      <w:r>
+        <w:rPr>
+          <w:rFonts w:hint="eastAsia"/>
+        </w:rPr>
+        <w:t xml:space="preserve"> </w:t>
+      </w:r>
+      <w:r>
+        <w:rPr>
+          <w:rFonts w:hint="eastAsia"/>
+        </w:rPr>
+        <w:t xml:space="preserve"> </w:t>
       </w:r>
     </w:p>
     <w:p>
@@ -6664,6 +6147,9 @@
           <w:rFonts w:hint="eastAsia"/>
         </w:rPr>
       </w:pPr>
+      <w:r>
+        <w:t>在 R-I-C-C-O 中，清楚說明要完成甚麼任務，是「 ________ 」(Instruction)。</w:t>
+      </w:r>
     </w:p>
     <w:p>
       <w:pPr>
@@ -6686,37 +6172,37 @@
         <w:rPr>
           <w:rFonts w:hint="eastAsia"/>
         </w:rPr>
-        <w:t>請在空格內填入最合適的文字。</w:t>
-      </w:r>
-      <w:r>
-        <w:rPr>
-          <w:rFonts w:hint="eastAsia"/>
-        </w:rPr>
-        <w:t xml:space="preserve"> (</w:t>
-      </w:r>
-      <w:r>
-        <w:rPr>
-          <w:rFonts w:hint="eastAsia"/>
-        </w:rPr>
-        <w:t>每空格</w:t>
-      </w:r>
-      <w:r>
-        <w:rPr>
-          <w:rFonts w:hint="eastAsia"/>
-        </w:rPr>
-        <w:t xml:space="preserve"> 1 </w:t>
-      </w:r>
-      <w:r>
-        <w:rPr>
-          <w:rFonts w:hint="eastAsia"/>
-        </w:rPr>
-        <w:t>分</w:t>
-      </w:r>
-      <w:r>
-        <w:rPr>
-          <w:rFonts w:hint="eastAsia"/>
-        </w:rPr>
-        <w:t>)</w:t>
+        <w:t>在 App Inventor</w:t>
+      </w:r>
+      <w:r>
+        <w:rPr>
+          <w:rFonts w:hint="eastAsia"/>
+        </w:rPr>
+        <w:t xml:space="preserve"> 載</w:t>
+      </w:r>
+      <w:r>
+        <w:rPr>
+          <w:rFonts w:hint="eastAsia"/>
+        </w:rPr>
+        <w:t>入 T</w:t>
+      </w:r>
+      <w:r>
+        <w:rPr>
+          <w:rFonts w:hint="eastAsia"/>
+        </w:rPr>
+        <w:t>eac</w:t>
+      </w:r>
+      <w:r>
+        <w:rPr>
+          <w:rFonts w:hint="eastAsia"/>
+        </w:rPr>
+        <w:t>h</w:t>
+      </w:r>
+      <w:r>
+        <w:rPr>
+          <w:rFonts w:hint="eastAsia"/>
+        </w:rPr>
+        <w:t>able Machine 模型，需使用 ________ 擴充元件。</w:t>
       </w:r>
     </w:p>
     <w:tbl>
@@ -6735,160 +6221,22 @@
             <w:tcW w:w="10260" w:type="dxa"/>
           </w:tcPr>
           <w:p>
-            <w:pPr>
-              <w:tabs>
-                <w:tab w:val="left" w:pos="426"/>
-                <w:tab w:val="left" w:pos="851"/>
-                <w:tab w:val="left" w:pos="1276"/>
-                <w:tab w:val="left" w:pos="1701"/>
-                <w:tab w:val="left" w:pos="3969"/>
-                <w:tab w:val="left" w:pos="8505"/>
-              </w:tabs>
-              <w:rPr>
-                <w:rFonts w:hint="eastAsia"/>
-                <w:sz w:val="24"/>
-              </w:rPr>
-            </w:pPr>
             <w:r>
-              <w:rPr>
-                <w:sz w:val="24"/>
-              </w:rPr>
               <w:tab/>
+              <w:t>閃卡</w:t>
+              <w:tab/>
+              <w:tab/>
+              <w:t>指令</w:t>
+              <w:tab/>
+              <w:tab/>
+              <w:t>積木</w:t>
+              <w:tab/>
+              <w:tab/>
+              <w:t>私隱</w:t>
+              <w:tab/>
+              <w:tab/>
+              <w:t>TMIC</w:t>
             </w:r>
-            <w:r>
-              <w:rPr>
-                <w:rFonts w:hint="eastAsia"/>
-                <w:sz w:val="24"/>
-              </w:rPr>
-              <w:t>影像樣本</w:t>
-            </w:r>
-            <w:r>
-              <w:rPr>
-                <w:sz w:val="24"/>
-              </w:rPr>
-              <w:tab/>
-            </w:r>
-            <w:r>
-              <w:rPr>
-                <w:sz w:val="24"/>
-              </w:rPr>
-              <w:tab/>
-            </w:r>
-            <w:r>
-              <w:rPr>
-                <w:rFonts w:hint="eastAsia"/>
-                <w:sz w:val="24"/>
-              </w:rPr>
-              <w:t>分享連結</w:t>
-            </w:r>
-            <w:r>
-              <w:rPr>
-                <w:sz w:val="24"/>
-              </w:rPr>
-              <w:tab/>
-            </w:r>
-            <w:r>
-              <w:rPr>
-                <w:rFonts w:hint="eastAsia"/>
-                <w:sz w:val="24"/>
-              </w:rPr>
-              <w:t>輸出格式</w:t>
-            </w:r>
-          </w:p>
-          <w:p>
-            <w:pPr>
-              <w:tabs>
-                <w:tab w:val="left" w:pos="426"/>
-                <w:tab w:val="left" w:pos="851"/>
-                <w:tab w:val="left" w:pos="1276"/>
-                <w:tab w:val="left" w:pos="1701"/>
-                <w:tab w:val="left" w:pos="3969"/>
-                <w:tab w:val="left" w:pos="8505"/>
-              </w:tabs>
-              <w:rPr>
-                <w:sz w:val="24"/>
-              </w:rPr>
-            </w:pPr>
-          </w:p>
-          <w:p>
-            <w:pPr>
-              <w:tabs>
-                <w:tab w:val="left" w:pos="426"/>
-                <w:tab w:val="left" w:pos="851"/>
-                <w:tab w:val="left" w:pos="1276"/>
-                <w:tab w:val="left" w:pos="1701"/>
-                <w:tab w:val="left" w:pos="2334"/>
-                <w:tab w:val="left" w:pos="5310"/>
-              </w:tabs>
-              <w:rPr>
-                <w:rFonts w:hint="eastAsia"/>
-                <w:sz w:val="24"/>
-              </w:rPr>
-            </w:pPr>
-            <w:r>
-              <w:rPr>
-                <w:sz w:val="24"/>
-              </w:rPr>
-              <w:tab/>
-            </w:r>
-            <w:r>
-              <w:rPr>
-                <w:sz w:val="24"/>
-              </w:rPr>
-              <w:tab/>
-            </w:r>
-            <w:r>
-              <w:rPr>
-                <w:sz w:val="24"/>
-              </w:rPr>
-              <w:tab/>
-            </w:r>
-            <w:r>
-              <w:rPr>
-                <w:sz w:val="24"/>
-              </w:rPr>
-              <w:tab/>
-            </w:r>
-            <w:r>
-              <w:rPr>
-                <w:sz w:val="24"/>
-              </w:rPr>
-              <w:tab/>
-            </w:r>
-            <w:r>
-              <w:rPr>
-                <w:rFonts w:hint="eastAsia"/>
-                <w:sz w:val="24"/>
-              </w:rPr>
-              <w:t>數據提取</w:t>
-            </w:r>
-            <w:r>
-              <w:rPr>
-                <w:sz w:val="24"/>
-              </w:rPr>
-              <w:tab/>
-            </w:r>
-            <w:r>
-              <w:rPr>
-                <w:sz w:val="24"/>
-              </w:rPr>
-              <w:tab/>
-            </w:r>
-            <w:r>
-              <w:rPr>
-                <w:sz w:val="24"/>
-              </w:rPr>
-              <w:tab/>
-            </w:r>
-            <w:proofErr w:type="gramStart"/>
-            <w:r>
-              <w:rPr>
-                <w:rFonts w:hint="eastAsia"/>
-                <w:sz w:val="24"/>
-              </w:rPr>
-              <w:t>私隱</w:t>
-            </w:r>
-            <w:proofErr w:type="gramEnd"/>
           </w:p>
         </w:tc>
       </w:tr>
@@ -6909,6 +6257,9 @@
           <w:rFonts w:hint="eastAsia"/>
         </w:rPr>
       </w:pPr>
+      <w:r>
+        <w:t>把 PDF 重點製成方便溫習的小卡片，稱為「 ________ 」。</w:t>
+      </w:r>
     </w:p>
     <w:p>
       <w:pPr>
@@ -6932,45 +6283,45 @@
         <w:rPr>
           <w:rFonts w:hint="eastAsia"/>
         </w:rPr>
-        <w:t>在</w:t>
-      </w:r>
-      <w:r>
-        <w:rPr>
-          <w:rFonts w:hint="eastAsia"/>
-        </w:rPr>
-        <w:t xml:space="preserve"> Teachable Machine </w:t>
-      </w:r>
-      <w:r>
-        <w:rPr>
-          <w:rFonts w:hint="eastAsia"/>
-        </w:rPr>
-        <w:t>訓練模型之前，我們必須先為每</w:t>
+        <w:t>使</w:t>
+      </w:r>
+      <w:r>
+        <w:rPr>
+          <w:rFonts w:hint="eastAsia"/>
+        </w:rPr>
+        <w:t>用 AI 時不應輸入地址或電話，以保障</w:t>
+      </w:r>
+      <w:r>
+        <w:rPr>
+          <w:rFonts w:hint="eastAsia"/>
+        </w:rPr>
+        <w:t>個人 ________ 。</w:t>
       </w:r>
       <w:proofErr w:type="gramStart"/>
       <w:r>
         <w:rPr>
           <w:rFonts w:hint="eastAsia"/>
         </w:rPr>
-        <w:t>個</w:t>
+        <w:t xml:space="preserve"> </w:t>
       </w:r>
       <w:proofErr w:type="gramEnd"/>
       <w:r>
         <w:rPr>
           <w:rFonts w:hint="eastAsia"/>
         </w:rPr>
-        <w:t>類別收集足夠且具代表性的「</w:t>
-      </w:r>
-      <w:r>
-        <w:rPr>
-          <w:rFonts w:hint="eastAsia"/>
-        </w:rPr>
-        <w:t xml:space="preserve"> ________ </w:t>
-      </w:r>
-      <w:r>
-        <w:rPr>
-          <w:rFonts w:hint="eastAsia"/>
-        </w:rPr>
-        <w:t>」。</w:t>
+        <w:t xml:space="preserve"> </w:t>
+      </w:r>
+      <w:r>
+        <w:rPr>
+          <w:rFonts w:hint="eastAsia"/>
+        </w:rPr>
+        <w:t xml:space="preserve"> </w:t>
+      </w:r>
+      <w:r>
+        <w:rPr>
+          <w:rFonts w:hint="eastAsia"/>
+        </w:rPr>
+        <w:t xml:space="preserve"> </w:t>
       </w:r>
     </w:p>
     <w:p>
@@ -6995,43 +6346,43 @@
         <w:rPr>
           <w:rFonts w:hint="eastAsia"/>
         </w:rPr>
-        <w:t>若要將訓練好的</w:t>
-      </w:r>
-      <w:r>
-        <w:rPr>
-          <w:rFonts w:hint="eastAsia"/>
-        </w:rPr>
-        <w:t xml:space="preserve"> AI </w:t>
-      </w:r>
-      <w:r>
-        <w:rPr>
-          <w:rFonts w:hint="eastAsia"/>
-        </w:rPr>
-        <w:t>模型應用在</w:t>
-      </w:r>
-      <w:r>
-        <w:rPr>
-          <w:rFonts w:hint="eastAsia"/>
-        </w:rPr>
-        <w:t xml:space="preserve"> App Inventor </w:t>
-      </w:r>
-      <w:r>
-        <w:rPr>
-          <w:rFonts w:hint="eastAsia"/>
-        </w:rPr>
-        <w:t>遊戲中，我們需要先取得模型產生的「</w:t>
-      </w:r>
-      <w:r>
-        <w:rPr>
-          <w:rFonts w:hint="eastAsia"/>
-        </w:rPr>
-        <w:t xml:space="preserve"> ________ </w:t>
-      </w:r>
-      <w:r>
-        <w:rPr>
-          <w:rFonts w:hint="eastAsia"/>
-        </w:rPr>
-        <w:t>」。</w:t>
+        <w:t>App Inv</w:t>
+      </w:r>
+      <w:r>
+        <w:rPr>
+          <w:rFonts w:hint="eastAsia"/>
+        </w:rPr>
+        <w:t>ento</w:t>
+      </w:r>
+      <w:r>
+        <w:rPr>
+          <w:rFonts w:hint="eastAsia"/>
+        </w:rPr>
+        <w:t>r 以拖拉</w:t>
+      </w:r>
+      <w:r>
+        <w:rPr>
+          <w:rFonts w:hint="eastAsia"/>
+        </w:rPr>
+        <w:t xml:space="preserve"> ________ 方式組合</w:t>
+      </w:r>
+      <w:r>
+        <w:rPr>
+          <w:rFonts w:hint="eastAsia"/>
+        </w:rPr>
+        <w:t>程式邏輯。</w:t>
+      </w:r>
+      <w:r>
+        <w:rPr>
+          <w:rFonts w:hint="eastAsia"/>
+        </w:rPr>
+        <w:t xml:space="preserve"> </w:t>
+      </w:r>
+      <w:r>
+        <w:rPr>
+          <w:rFonts w:hint="eastAsia"/>
+        </w:rPr>
+        <w:t xml:space="preserve"> </w:t>
       </w:r>
     </w:p>
     <w:p>
@@ -7056,55 +6407,55 @@
         <w:rPr>
           <w:rFonts w:hint="eastAsia"/>
         </w:rPr>
-        <w:t>在</w:t>
-      </w:r>
-      <w:r>
-        <w:rPr>
-          <w:rFonts w:hint="eastAsia"/>
-        </w:rPr>
-        <w:t xml:space="preserve"> R-I-C-C-O </w:t>
-      </w:r>
-      <w:r>
-        <w:rPr>
-          <w:rFonts w:hint="eastAsia"/>
-        </w:rPr>
-        <w:t>提示語架構中，要求</w:t>
-      </w:r>
-      <w:r>
-        <w:rPr>
-          <w:rFonts w:hint="eastAsia"/>
-        </w:rPr>
-        <w:t xml:space="preserve"> AI </w:t>
-      </w:r>
-      <w:r>
-        <w:rPr>
-          <w:rFonts w:hint="eastAsia"/>
-        </w:rPr>
-        <w:t>以「表格」或「清單」呈現結果，是屬於「</w:t>
-      </w:r>
-      <w:r>
-        <w:rPr>
-          <w:rFonts w:hint="eastAsia"/>
-        </w:rPr>
-        <w:t xml:space="preserve"> ________ </w:t>
-      </w:r>
-      <w:r>
-        <w:rPr>
-          <w:rFonts w:hint="eastAsia"/>
-        </w:rPr>
-        <w:t>」</w:t>
-      </w:r>
-      <w:r>
-        <w:rPr>
-          <w:rFonts w:hint="eastAsia"/>
-        </w:rPr>
-        <w:t xml:space="preserve">(Output) </w:t>
-      </w:r>
-      <w:r>
-        <w:rPr>
-          <w:rFonts w:hint="eastAsia"/>
-        </w:rPr>
-        <w:t>的要求。</w:t>
+        <w:t xml:space="preserve"> </w:t>
+      </w:r>
+      <w:r>
+        <w:rPr>
+          <w:rFonts w:hint="eastAsia"/>
+        </w:rPr>
+        <w:t xml:space="preserve"> </w:t>
+      </w:r>
+      <w:r>
+        <w:rPr>
+          <w:rFonts w:hint="eastAsia"/>
+        </w:rPr>
+        <w:t xml:space="preserve"> </w:t>
+      </w:r>
+      <w:r>
+        <w:rPr>
+          <w:rFonts w:hint="eastAsia"/>
+        </w:rPr>
+        <w:t xml:space="preserve"> </w:t>
+      </w:r>
+      <w:r>
+        <w:rPr>
+          <w:rFonts w:hint="eastAsia"/>
+        </w:rPr>
+        <w:t xml:space="preserve"> </w:t>
+      </w:r>
+      <w:r>
+        <w:rPr>
+          <w:rFonts w:hint="eastAsia"/>
+        </w:rPr>
+        <w:t xml:space="preserve"> </w:t>
+      </w:r>
+      <w:r>
+        <w:rPr>
+          <w:rFonts w:hint="eastAsia"/>
+        </w:rPr>
+        <w:t xml:space="preserve"> </w:t>
+      </w:r>
+      <w:r>
+        <w:rPr>
+          <w:rFonts w:hint="eastAsia"/>
+        </w:rPr>
+        <w:t xml:space="preserve"> </w:t>
+      </w:r>
+      <w:r>
+        <w:rPr>
+          <w:rFonts w:hint="eastAsia"/>
+        </w:rPr>
+        <w:t xml:space="preserve"> </w:t>
       </w:r>
     </w:p>
     <w:p>
@@ -7129,31 +6480,31 @@
         <w:rPr>
           <w:rFonts w:hint="eastAsia"/>
         </w:rPr>
-        <w:t>從長篇</w:t>
-      </w:r>
-      <w:r>
-        <w:rPr>
-          <w:rFonts w:hint="eastAsia"/>
-        </w:rPr>
-        <w:t xml:space="preserve"> PDF </w:t>
-      </w:r>
-      <w:r>
-        <w:rPr>
-          <w:rFonts w:hint="eastAsia"/>
-        </w:rPr>
-        <w:t>通告中直接抽取出日期、地點等具體事實的功能，稱為「</w:t>
-      </w:r>
-      <w:r>
-        <w:rPr>
-          <w:rFonts w:hint="eastAsia"/>
-        </w:rPr>
-        <w:t xml:space="preserve"> ________ </w:t>
-      </w:r>
-      <w:r>
-        <w:rPr>
-          <w:rFonts w:hint="eastAsia"/>
-        </w:rPr>
-        <w:t>」。</w:t>
+        <w:t xml:space="preserve"> </w:t>
+      </w:r>
+      <w:r>
+        <w:rPr>
+          <w:rFonts w:hint="eastAsia"/>
+        </w:rPr>
+        <w:t xml:space="preserve"> </w:t>
+      </w:r>
+      <w:r>
+        <w:rPr>
+          <w:rFonts w:hint="eastAsia"/>
+        </w:rPr>
+        <w:t xml:space="preserve"> </w:t>
+      </w:r>
+      <w:r>
+        <w:rPr>
+          <w:rFonts w:hint="eastAsia"/>
+        </w:rPr>
+        <w:t xml:space="preserve"> </w:t>
+      </w:r>
+      <w:r>
+        <w:rPr>
+          <w:rFonts w:hint="eastAsia"/>
+        </w:rPr>
+        <w:t xml:space="preserve"> </w:t>
       </w:r>
     </w:p>
     <w:p>
@@ -7178,49 +6529,49 @@
         <w:rPr>
           <w:rFonts w:hint="eastAsia"/>
         </w:rPr>
-        <w:t>為保護個人「</w:t>
-      </w:r>
-      <w:r>
-        <w:rPr>
-          <w:rFonts w:hint="eastAsia"/>
-        </w:rPr>
-        <w:t xml:space="preserve"> ________ </w:t>
-      </w:r>
-      <w:r>
-        <w:rPr>
-          <w:rFonts w:hint="eastAsia"/>
-        </w:rPr>
-        <w:t>」，在使用</w:t>
-      </w:r>
-      <w:r>
-        <w:rPr>
-          <w:rFonts w:hint="eastAsia"/>
-        </w:rPr>
-        <w:t xml:space="preserve"> AI </w:t>
-      </w:r>
-      <w:r>
-        <w:rPr>
-          <w:rFonts w:hint="eastAsia"/>
-        </w:rPr>
-        <w:t>時應避免輸入地址或電話等敏感資料</w:t>
-      </w:r>
-      <w:r>
-        <w:rPr>
-          <w:rFonts w:hint="eastAsia"/>
-        </w:rPr>
-        <w:t xml:space="preserve"> </w:t>
-      </w:r>
-      <w:r>
-        <w:rPr>
-          <w:rFonts w:hint="eastAsia"/>
-        </w:rPr>
-        <w:t>。</w:t>
-      </w:r>
-      <w:r>
-        <w:rPr>
-          <w:rFonts w:hint="eastAsia"/>
-        </w:rPr>
-        <w:t xml:space="preserve">  </w:t>
+        <w:t xml:space="preserve"> </w:t>
+      </w:r>
+      <w:r>
+        <w:rPr>
+          <w:rFonts w:hint="eastAsia"/>
+        </w:rPr>
+        <w:t xml:space="preserve"> </w:t>
+      </w:r>
+      <w:r>
+        <w:rPr>
+          <w:rFonts w:hint="eastAsia"/>
+        </w:rPr>
+        <w:t xml:space="preserve"> </w:t>
+      </w:r>
+      <w:r>
+        <w:rPr>
+          <w:rFonts w:hint="eastAsia"/>
+        </w:rPr>
+        <w:t xml:space="preserve"> </w:t>
+      </w:r>
+      <w:r>
+        <w:rPr>
+          <w:rFonts w:hint="eastAsia"/>
+        </w:rPr>
+        <w:t xml:space="preserve"> </w:t>
+      </w:r>
+      <w:r>
+        <w:rPr>
+          <w:rFonts w:hint="eastAsia"/>
+        </w:rPr>
+        <w:t xml:space="preserve"> </w:t>
+      </w:r>
+      <w:r>
+        <w:rPr>
+          <w:rFonts w:hint="eastAsia"/>
+        </w:rPr>
+        <w:t xml:space="preserve"> </w:t>
+      </w:r>
+      <w:r>
+        <w:rPr>
+          <w:rFonts w:hint="eastAsia"/>
+        </w:rPr>
+        <w:t xml:space="preserve"> </w:t>
       </w:r>
     </w:p>
     <w:p>
@@ -7291,7 +6642,7 @@
           <w:u w:val="single"/>
           <w:lang w:val="en-HK"/>
         </w:rPr>
-        <w:t>問答</w:t>
+        <w:t xml:space="preserve"> 問</w:t>
       </w:r>
       <w:r>
         <w:rPr>
@@ -7300,7 +6651,7 @@
           <w:bCs/>
           <w:u w:val="single"/>
         </w:rPr>
-        <w:t>題</w:t>
+        <w:t>答</w:t>
       </w:r>
       <w:r>
         <w:rPr>
@@ -7309,7 +6660,7 @@
           <w:bCs/>
           <w:u w:val="single"/>
         </w:rPr>
-        <w:t xml:space="preserve"> (5</w:t>
+        <w:t>題 (</w:t>
       </w:r>
       <w:r>
         <w:rPr>
@@ -7318,7 +6669,7 @@
           <w:bCs/>
           <w:u w:val="single"/>
         </w:rPr>
-        <w:t>分</w:t>
+        <w:t>5</w:t>
       </w:r>
       <w:r>
         <w:rPr>
@@ -7327,7 +6678,7 @@
           <w:bCs/>
           <w:u w:val="single"/>
         </w:rPr>
-        <w:t>)</w:t>
+        <w:t>分)</w:t>
       </w:r>
     </w:p>
     <w:p>
@@ -7354,49 +6705,49 @@
         <w:rPr>
           <w:rFonts w:hint="eastAsia"/>
         </w:rPr>
-        <w:t>為什麼在</w:t>
-      </w:r>
-      <w:r>
-        <w:rPr>
-          <w:rFonts w:hint="eastAsia"/>
-        </w:rPr>
-        <w:t xml:space="preserve"> Teachable Machine </w:t>
-      </w:r>
-      <w:r>
-        <w:rPr>
-          <w:rFonts w:hint="eastAsia"/>
-        </w:rPr>
-        <w:t>網站完成訓練後，必須先進行「充分測試」，才把模型連結應用到</w:t>
-      </w:r>
-      <w:r>
-        <w:rPr>
-          <w:rFonts w:hint="eastAsia"/>
-        </w:rPr>
-        <w:t xml:space="preserve"> App Inventor </w:t>
-      </w:r>
-      <w:r>
-        <w:rPr>
-          <w:rFonts w:hint="eastAsia"/>
-        </w:rPr>
-        <w:t>遊戲中？請舉出一個理由並簡單說明其對「使用者體驗」的影響。</w:t>
-      </w:r>
-      <w:r>
-        <w:rPr>
-          <w:rFonts w:hint="eastAsia"/>
-        </w:rPr>
-        <w:t xml:space="preserve"> (5</w:t>
-      </w:r>
-      <w:r>
-        <w:rPr>
-          <w:rFonts w:hint="eastAsia"/>
-        </w:rPr>
-        <w:t>分</w:t>
-      </w:r>
-      <w:r>
-        <w:rPr>
-          <w:rFonts w:hint="eastAsia"/>
-        </w:rPr>
-        <w:t xml:space="preserve">) </w:t>
+        <w:t>老師要求</w:t>
+      </w:r>
+      <w:r>
+        <w:rPr>
+          <w:rFonts w:hint="eastAsia"/>
+        </w:rPr>
+        <w:t>你用生成式 AI 整理一份 PDF 戶</w:t>
+      </w:r>
+      <w:r>
+        <w:rPr>
+          <w:rFonts w:hint="eastAsia"/>
+        </w:rPr>
+        <w:t>外考察通告的重點。請分別說明在 R-I-C-C-O 提示語</w:t>
+      </w:r>
+      <w:r>
+        <w:rPr>
+          <w:rFonts w:hint="eastAsia"/>
+        </w:rPr>
+        <w:t>中，「R（角色）」和「C（背</w:t>
+      </w:r>
+      <w:r>
+        <w:rPr>
+          <w:rFonts w:hint="eastAsia"/>
+        </w:rPr>
+        <w:t>景）」可以如何設定；並解釋為何還需要設定「C（限制）」。(</w:t>
+      </w:r>
+      <w:r>
+        <w:rPr>
+          <w:rFonts w:hint="eastAsia"/>
+        </w:rPr>
+        <w:t>5分)</w:t>
+      </w:r>
+      <w:r>
+        <w:rPr>
+          <w:rFonts w:hint="eastAsia"/>
+        </w:rPr>
+        <w:t xml:space="preserve"> </w:t>
+      </w:r>
+      <w:r>
+        <w:rPr>
+          <w:rFonts w:hint="eastAsia"/>
+        </w:rPr>
+        <w:t xml:space="preserve"> </w:t>
       </w:r>
     </w:p>
     <w:p>
@@ -9739,43 +9090,43 @@
         <w:rPr>
           <w:b/>
         </w:rPr>
-        <w:t>DBCBB</w:t>
-      </w:r>
-      <w:r>
-        <w:rPr>
-          <w:b/>
-        </w:rPr>
-        <w:t xml:space="preserve"> </w:t>
-      </w:r>
-      <w:r>
-        <w:rPr>
-          <w:b/>
-        </w:rPr>
-        <w:t>BCBBB</w:t>
-      </w:r>
-      <w:r>
-        <w:rPr>
-          <w:b/>
-        </w:rPr>
-        <w:t xml:space="preserve"> </w:t>
-      </w:r>
-      <w:r>
-        <w:rPr>
-          <w:b/>
-        </w:rPr>
-        <w:t>BBBBB</w:t>
-      </w:r>
-      <w:r>
-        <w:rPr>
-          <w:b/>
-        </w:rPr>
-        <w:t xml:space="preserve"> </w:t>
-      </w:r>
-      <w:r>
-        <w:rPr>
-          <w:b/>
-        </w:rPr>
-        <w:t>BCABB</w:t>
+        <w:t>ABBCC</w:t>
+      </w:r>
+      <w:r>
+        <w:rPr>
+          <w:b/>
+        </w:rPr>
+        <w:t xml:space="preserve"> </w:t>
+      </w:r>
+      <w:r>
+        <w:rPr>
+          <w:b/>
+        </w:rPr>
+        <w:t>AADDA</w:t>
+      </w:r>
+      <w:r>
+        <w:rPr>
+          <w:b/>
+        </w:rPr>
+        <w:t xml:space="preserve"> </w:t>
+      </w:r>
+      <w:r>
+        <w:rPr>
+          <w:b/>
+        </w:rPr>
+        <w:t>CABDD</w:t>
+      </w:r>
+      <w:r>
+        <w:rPr>
+          <w:b/>
+        </w:rPr>
+        <w:t xml:space="preserve"> </w:t>
+      </w:r>
+      <w:r>
+        <w:rPr>
+          <w:b/>
+        </w:rPr>
+        <w:t>BBDCC</w:t>
       </w:r>
     </w:p>
     <w:p>
@@ -9938,33 +9289,34 @@
         <w:rPr>
           <w:bCs/>
         </w:rPr>
-        <w:tab/>
-      </w:r>
-      <w:r>
-        <w:rPr>
-          <w:bCs/>
-        </w:rPr>
-        <w:t>(b)</w:t>
-      </w:r>
-      <w:r>
-        <w:rPr>
-          <w:bCs/>
-        </w:rPr>
-        <w:tab/>
-      </w:r>
-      <w:r>
-        <w:rPr>
-          <w:bCs/>
-        </w:rPr>
-        <w:tab/>
-      </w:r>
-      <w:r>
-        <w:rPr>
-          <w:rFonts w:hint="eastAsia"/>
+        <w:t>(</w:t>
+      </w:r>
+      <w:r>
+        <w:rPr>
+          <w:bCs/>
+        </w:rPr>
+        <w:t>b)</w:t>
+        <w:tab/>
+      </w:r>
+      <w:r>
+        <w:rPr>
+          <w:bCs/>
+        </w:rPr>
+        <w:tab/>
+      </w:r>
+      <w:r>
+        <w:rPr>
           <w:bCs/>
         </w:rPr>
         <w:t>E</w:t>
       </w:r>
+      <w:r>
+        <w:rPr>
+          <w:rFonts w:hint="eastAsia"/>
+          <w:bCs/>
+        </w:rPr>
+        <w:t xml:space="preserve"> </w:t>
+      </w:r>
     </w:p>
     <w:p>
       <w:pPr>
@@ -9982,18 +9334,13 @@
         <w:rPr>
           <w:bCs/>
         </w:rPr>
-        <w:tab/>
-      </w:r>
-      <w:r>
-        <w:rPr>
-          <w:bCs/>
-        </w:rPr>
-        <w:t>(c)</w:t>
-      </w:r>
-      <w:r>
-        <w:rPr>
-          <w:bCs/>
-        </w:rPr>
+        <w:t>(</w:t>
+      </w:r>
+      <w:r>
+        <w:rPr>
+          <w:bCs/>
+        </w:rPr>
+        <w:t>c)</w:t>
         <w:tab/>
       </w:r>
       <w:r>
@@ -10008,6 +9355,12 @@
         </w:rPr>
         <w:t>D</w:t>
       </w:r>
+      <w:r>
+        <w:rPr>
+          <w:bCs/>
+        </w:rPr>
+        <w:t xml:space="preserve"> </w:t>
+      </w:r>
     </w:p>
     <w:p>
       <w:pPr>
@@ -10025,18 +9378,13 @@
         <w:rPr>
           <w:bCs/>
         </w:rPr>
-        <w:tab/>
-      </w:r>
-      <w:r>
-        <w:rPr>
-          <w:bCs/>
-        </w:rPr>
-        <w:t>(d)</w:t>
-      </w:r>
-      <w:r>
-        <w:rPr>
-          <w:bCs/>
-        </w:rPr>
+        <w:t>(</w:t>
+      </w:r>
+      <w:r>
+        <w:rPr>
+          <w:bCs/>
+        </w:rPr>
+        <w:t>d)</w:t>
         <w:tab/>
       </w:r>
       <w:r>
@@ -10051,6 +9399,12 @@
         </w:rPr>
         <w:t>C</w:t>
       </w:r>
+      <w:r>
+        <w:rPr>
+          <w:bCs/>
+        </w:rPr>
+        <w:t xml:space="preserve"> </w:t>
+      </w:r>
     </w:p>
     <w:p>
       <w:pPr>
@@ -10069,32 +9423,33 @@
         <w:rPr>
           <w:bCs/>
         </w:rPr>
-        <w:tab/>
-      </w:r>
-      <w:r>
-        <w:rPr>
-          <w:bCs/>
-        </w:rPr>
-        <w:t>(e)</w:t>
-      </w:r>
-      <w:r>
-        <w:rPr>
-          <w:bCs/>
-        </w:rPr>
-        <w:tab/>
-      </w:r>
-      <w:r>
-        <w:rPr>
-          <w:bCs/>
-        </w:rPr>
-        <w:tab/>
-      </w:r>
-      <w:r>
-        <w:rPr>
-          <w:rFonts w:hint="eastAsia"/>
+        <w:t>(</w:t>
+      </w:r>
+      <w:r>
+        <w:rPr>
+          <w:bCs/>
+        </w:rPr>
+        <w:t>e)</w:t>
+        <w:tab/>
+      </w:r>
+      <w:r>
+        <w:rPr>
+          <w:bCs/>
+        </w:rPr>
+        <w:tab/>
+      </w:r>
+      <w:r>
+        <w:rPr>
           <w:bCs/>
         </w:rPr>
         <w:t>A</w:t>
+      </w:r>
+      <w:r>
+        <w:rPr>
+          <w:rFonts w:hint="eastAsia"/>
+          <w:bCs/>
+        </w:rPr>
+        <w:t xml:space="preserve"> </w:t>
       </w:r>
     </w:p>
     <w:p>
@@ -10164,21 +9519,59 @@
         <w:rPr>
           <w:bCs/>
         </w:rPr>
+        <w:t>A</w:t>
+      </w:r>
+      <w:r>
+        <w:rPr>
+          <w:bCs/>
+        </w:rPr>
+        <w:tab/>
+        <w:t>@1</w:t>
+      </w:r>
+      <w:r>
+        <w:rPr>
+          <w:rFonts w:hint="eastAsia"/>
+          <w:bCs/>
+        </w:rPr>
+        <w:t>分</w:t>
+      </w:r>
+    </w:p>
+    <w:p>
+      <w:pPr>
+        <w:widowControl/>
+        <w:tabs>
+          <w:tab w:val="left" w:pos="426"/>
+          <w:tab w:val="left" w:pos="851"/>
+          <w:tab w:val="left" w:pos="1418"/>
+        </w:tabs>
+        <w:rPr>
+          <w:bCs/>
+        </w:rPr>
+      </w:pPr>
+      <w:r>
+        <w:rPr>
+          <w:bCs/>
+        </w:rPr>
+        <w:t>(b)</w:t>
+        <w:tab/>
+      </w:r>
+      <w:r>
+        <w:rPr>
+          <w:bCs/>
+        </w:rPr>
+        <w:tab/>
+      </w:r>
+      <w:r>
+        <w:rPr>
+          <w:bCs/>
+        </w:rPr>
         <w:t>D</w:t>
       </w:r>
       <w:r>
         <w:rPr>
           <w:bCs/>
         </w:rPr>
-        <w:tab/>
-        <w:t>@1</w:t>
-      </w:r>
-      <w:r>
-        <w:rPr>
-          <w:rFonts w:hint="eastAsia"/>
-          <w:bCs/>
-        </w:rPr>
-        <w:t>分</w:t>
+        <w:t xml:space="preserve"> </w:t>
       </w:r>
     </w:p>
     <w:p>
@@ -10197,26 +9590,26 @@
         <w:rPr>
           <w:bCs/>
         </w:rPr>
-        <w:tab/>
-        <w:t>(b)</w:t>
-      </w:r>
-      <w:r>
-        <w:rPr>
-          <w:bCs/>
-        </w:rPr>
-        <w:tab/>
-      </w:r>
-      <w:r>
-        <w:rPr>
-          <w:bCs/>
-        </w:rPr>
-        <w:tab/>
-      </w:r>
-      <w:r>
-        <w:rPr>
-          <w:bCs/>
-        </w:rPr>
-        <w:t>A</w:t>
+        <w:t>(c)</w:t>
+        <w:tab/>
+      </w:r>
+      <w:r>
+        <w:rPr>
+          <w:bCs/>
+        </w:rPr>
+        <w:tab/>
+      </w:r>
+      <w:r>
+        <w:rPr>
+          <w:bCs/>
+        </w:rPr>
+        <w:t>B</w:t>
+      </w:r>
+      <w:r>
+        <w:rPr>
+          <w:bCs/>
+        </w:rPr>
+        <w:t xml:space="preserve"> </w:t>
       </w:r>
     </w:p>
     <w:p>
@@ -10235,26 +9628,26 @@
         <w:rPr>
           <w:bCs/>
         </w:rPr>
-        <w:tab/>
-        <w:t>(c)</w:t>
-      </w:r>
-      <w:r>
-        <w:rPr>
-          <w:bCs/>
-        </w:rPr>
-        <w:tab/>
-      </w:r>
-      <w:r>
-        <w:rPr>
-          <w:bCs/>
-        </w:rPr>
-        <w:tab/>
-      </w:r>
-      <w:r>
-        <w:rPr>
-          <w:bCs/>
-        </w:rPr>
-        <w:t>B</w:t>
+        <w:t>(d)</w:t>
+        <w:tab/>
+      </w:r>
+      <w:r>
+        <w:rPr>
+          <w:bCs/>
+        </w:rPr>
+        <w:tab/>
+      </w:r>
+      <w:r>
+        <w:rPr>
+          <w:bCs/>
+        </w:rPr>
+        <w:t>C</w:t>
+      </w:r>
+      <w:r>
+        <w:rPr>
+          <w:bCs/>
+        </w:rPr>
+        <w:t xml:space="preserve"> </w:t>
       </w:r>
     </w:p>
     <w:p>
@@ -10266,20 +9659,15 @@
           <w:tab w:val="left" w:pos="1418"/>
         </w:tabs>
         <w:rPr>
-          <w:bCs/>
-        </w:rPr>
-      </w:pPr>
-      <w:r>
-        <w:rPr>
-          <w:bCs/>
-        </w:rPr>
-        <w:tab/>
-        <w:t>(d)</w:t>
-      </w:r>
-      <w:r>
-        <w:rPr>
-          <w:bCs/>
-        </w:rPr>
+          <w:rFonts w:hint="eastAsia"/>
+          <w:bCs/>
+        </w:rPr>
+      </w:pPr>
+      <w:r>
+        <w:rPr>
+          <w:bCs/>
+        </w:rPr>
+        <w:t>(e)</w:t>
         <w:tab/>
       </w:r>
       <w:r>
@@ -10294,44 +9682,11 @@
         </w:rPr>
         <w:t>E</w:t>
       </w:r>
-    </w:p>
-    <w:p>
-      <w:pPr>
-        <w:widowControl/>
-        <w:tabs>
-          <w:tab w:val="left" w:pos="426"/>
-          <w:tab w:val="left" w:pos="851"/>
-          <w:tab w:val="left" w:pos="1418"/>
-        </w:tabs>
-        <w:rPr>
-          <w:rFonts w:hint="eastAsia"/>
-          <w:bCs/>
-        </w:rPr>
-      </w:pPr>
-      <w:r>
-        <w:rPr>
-          <w:bCs/>
-        </w:rPr>
-        <w:tab/>
-        <w:t>(e)</w:t>
-      </w:r>
-      <w:r>
-        <w:rPr>
-          <w:bCs/>
-        </w:rPr>
-        <w:tab/>
-      </w:r>
-      <w:r>
-        <w:rPr>
-          <w:bCs/>
-        </w:rPr>
-        <w:tab/>
-      </w:r>
-      <w:r>
-        <w:rPr>
-          <w:bCs/>
-        </w:rPr>
-        <w:t>C</w:t>
+      <w:r>
+        <w:rPr>
+          <w:bCs/>
+        </w:rPr>
+        <w:t xml:space="preserve"> </w:t>
       </w:r>
     </w:p>
     <w:p>
@@ -10504,13 +9859,45 @@
         <w:rPr>
           <w:bCs/>
         </w:rPr>
-        <w:tab/>
         <w:t>(b)</w:t>
-      </w:r>
-      <w:r>
-        <w:rPr>
-          <w:bCs/>
-        </w:rPr>
+        <w:tab/>
+      </w:r>
+      <w:r>
+        <w:rPr>
+          <w:bCs/>
+        </w:rPr>
+        <w:tab/>
+      </w:r>
+      <w:r>
+        <w:rPr>
+          <w:bCs/>
+        </w:rPr>
+        <w:t>F</w:t>
+      </w:r>
+      <w:r>
+        <w:rPr>
+          <w:bCs/>
+        </w:rPr>
+        <w:t xml:space="preserve"> </w:t>
+      </w:r>
+    </w:p>
+    <w:p>
+      <w:pPr>
+        <w:widowControl/>
+        <w:tabs>
+          <w:tab w:val="left" w:pos="426"/>
+          <w:tab w:val="left" w:pos="851"/>
+          <w:tab w:val="left" w:pos="1418"/>
+        </w:tabs>
+        <w:rPr>
+          <w:bCs/>
+        </w:rPr>
+      </w:pPr>
+      <w:r>
+        <w:rPr>
+          <w:bCs/>
+        </w:rPr>
+        <w:t>(c)</w:t>
         <w:tab/>
       </w:r>
       <w:r>
@@ -10525,6 +9912,12 @@
         </w:rPr>
         <w:t>T</w:t>
       </w:r>
+      <w:r>
+        <w:rPr>
+          <w:bCs/>
+        </w:rPr>
+        <w:t xml:space="preserve"> </w:t>
+      </w:r>
     </w:p>
     <w:p>
       <w:pPr>
@@ -10542,13 +9935,46 @@
         <w:rPr>
           <w:bCs/>
         </w:rPr>
-        <w:tab/>
-        <w:t>(c)</w:t>
-      </w:r>
-      <w:r>
-        <w:rPr>
-          <w:bCs/>
-        </w:rPr>
+        <w:t>(d)</w:t>
+        <w:tab/>
+      </w:r>
+      <w:r>
+        <w:rPr>
+          <w:bCs/>
+        </w:rPr>
+        <w:tab/>
+      </w:r>
+      <w:r>
+        <w:rPr>
+          <w:bCs/>
+        </w:rPr>
+        <w:t>T</w:t>
+      </w:r>
+      <w:r>
+        <w:rPr>
+          <w:bCs/>
+        </w:rPr>
+        <w:t xml:space="preserve"> </w:t>
+      </w:r>
+    </w:p>
+    <w:p>
+      <w:pPr>
+        <w:widowControl/>
+        <w:tabs>
+          <w:tab w:val="left" w:pos="426"/>
+          <w:tab w:val="left" w:pos="851"/>
+          <w:tab w:val="left" w:pos="1418"/>
+        </w:tabs>
+        <w:rPr>
+          <w:rFonts w:hint="eastAsia"/>
+          <w:bCs/>
+        </w:rPr>
+      </w:pPr>
+      <w:r>
+        <w:rPr>
+          <w:bCs/>
+        </w:rPr>
+        <w:t>(e)</w:t>
         <w:tab/>
       </w:r>
       <w:r>
@@ -10563,82 +9989,11 @@
         </w:rPr>
         <w:t>F</w:t>
       </w:r>
-    </w:p>
-    <w:p>
-      <w:pPr>
-        <w:widowControl/>
-        <w:tabs>
-          <w:tab w:val="left" w:pos="426"/>
-          <w:tab w:val="left" w:pos="851"/>
-          <w:tab w:val="left" w:pos="1418"/>
-        </w:tabs>
-        <w:rPr>
-          <w:bCs/>
-        </w:rPr>
-      </w:pPr>
-      <w:r>
-        <w:rPr>
-          <w:bCs/>
-        </w:rPr>
-        <w:tab/>
-        <w:t>(d)</w:t>
-      </w:r>
-      <w:r>
-        <w:rPr>
-          <w:bCs/>
-        </w:rPr>
-        <w:tab/>
-      </w:r>
-      <w:r>
-        <w:rPr>
-          <w:bCs/>
-        </w:rPr>
-        <w:tab/>
-      </w:r>
-      <w:r>
-        <w:rPr>
-          <w:bCs/>
-        </w:rPr>
-        <w:t>T</w:t>
-      </w:r>
-    </w:p>
-    <w:p>
-      <w:pPr>
-        <w:widowControl/>
-        <w:tabs>
-          <w:tab w:val="left" w:pos="426"/>
-          <w:tab w:val="left" w:pos="851"/>
-          <w:tab w:val="left" w:pos="1418"/>
-        </w:tabs>
-        <w:rPr>
-          <w:rFonts w:hint="eastAsia"/>
-          <w:bCs/>
-        </w:rPr>
-      </w:pPr>
-      <w:r>
-        <w:rPr>
-          <w:bCs/>
-        </w:rPr>
-        <w:tab/>
-        <w:t>(e)</w:t>
-      </w:r>
-      <w:r>
-        <w:rPr>
-          <w:bCs/>
-        </w:rPr>
-        <w:tab/>
-      </w:r>
-      <w:r>
-        <w:rPr>
-          <w:bCs/>
-        </w:rPr>
-        <w:tab/>
-      </w:r>
-      <w:r>
-        <w:rPr>
-          <w:bCs/>
-        </w:rPr>
-        <w:t>T</w:t>
+      <w:r>
+        <w:rPr>
+          <w:bCs/>
+        </w:rPr>
+        <w:t xml:space="preserve"> </w:t>
       </w:r>
     </w:p>
     <w:p>
@@ -10765,21 +10120,21 @@
           <w:rFonts w:hint="eastAsia"/>
           <w:bCs/>
         </w:rPr>
-        <w:t>超級鸚鵡</w:t>
-      </w:r>
-      <w:r>
-        <w:rPr>
-          <w:bCs/>
-        </w:rPr>
-        <w:tab/>
-        <w:t>@1</w:t>
-      </w:r>
-      <w:r>
-        <w:rPr>
-          <w:rFonts w:hint="eastAsia"/>
-          <w:bCs/>
-        </w:rPr>
-        <w:t>分</w:t>
+        <w:t>創意寫作</w:t>
+      </w:r>
+      <w:r>
+        <w:rPr>
+          <w:bCs/>
+        </w:rPr>
+        <w:tab/>
+        <w:t>@</w:t>
+      </w:r>
+      <w:r>
+        <w:rPr>
+          <w:rFonts w:hint="eastAsia"/>
+          <w:bCs/>
+        </w:rPr>
+        <w:t>1分</w:t>
       </w:r>
     </w:p>
     <w:p>
@@ -10798,20 +10153,20 @@
         <w:rPr>
           <w:bCs/>
         </w:rPr>
-        <w:tab/>
         <w:t>(b)</w:t>
-      </w:r>
-      <w:r>
-        <w:rPr>
-          <w:bCs/>
-        </w:rPr>
-        <w:tab/>
-      </w:r>
-      <w:r>
-        <w:rPr>
-          <w:bCs/>
-        </w:rPr>
-        <w:tab/>
+        <w:tab/>
+      </w:r>
+      <w:r>
+        <w:rPr>
+          <w:bCs/>
+        </w:rPr>
+        <w:tab/>
+      </w:r>
+      <w:r>
+        <w:rPr>
+          <w:bCs/>
+        </w:rPr>
+        <w:t>摘</w:t>
       </w:r>
       <w:r>
         <w:rPr>
@@ -10819,14 +10174,14 @@
           <w:kern w:val="0"/>
           <w:szCs w:val="40"/>
         </w:rPr>
-        <w:t>統計</w:t>
+        <w:t>要</w:t>
       </w:r>
       <w:r>
         <w:rPr>
           <w:rFonts w:hint="eastAsia"/>
           <w:szCs w:val="40"/>
         </w:rPr>
-        <w:t>機率</w:t>
+        <w:t xml:space="preserve"> </w:t>
       </w:r>
     </w:p>
     <w:p>
@@ -10845,27 +10200,27 @@
         <w:rPr>
           <w:bCs/>
         </w:rPr>
-        <w:tab/>
         <w:t>(c)</w:t>
-      </w:r>
-      <w:r>
-        <w:rPr>
-          <w:bCs/>
-        </w:rPr>
-        <w:tab/>
-      </w:r>
-      <w:r>
-        <w:rPr>
-          <w:bCs/>
-        </w:rPr>
-        <w:tab/>
-      </w:r>
-      <w:r>
-        <w:rPr>
-          <w:rFonts w:hint="eastAsia"/>
-          <w:bCs/>
-        </w:rPr>
-        <w:t>幻覺</w:t>
+        <w:tab/>
+      </w:r>
+      <w:r>
+        <w:rPr>
+          <w:bCs/>
+        </w:rPr>
+        <w:tab/>
+      </w:r>
+      <w:r>
+        <w:rPr>
+          <w:bCs/>
+        </w:rPr>
+        <w:t>背</w:t>
+      </w:r>
+      <w:r>
+        <w:rPr>
+          <w:rFonts w:hint="eastAsia"/>
+          <w:bCs/>
+        </w:rPr>
+        <w:t>景</w:t>
       </w:r>
     </w:p>
     <w:p>
@@ -10884,27 +10239,27 @@
         <w:rPr>
           <w:bCs/>
         </w:rPr>
-        <w:tab/>
         <w:t>(d)</w:t>
-      </w:r>
-      <w:r>
-        <w:rPr>
-          <w:bCs/>
-        </w:rPr>
-        <w:tab/>
-      </w:r>
-      <w:r>
-        <w:rPr>
-          <w:bCs/>
-        </w:rPr>
-        <w:tab/>
-      </w:r>
-      <w:r>
-        <w:rPr>
-          <w:rFonts w:hint="eastAsia"/>
-          <w:bCs/>
-        </w:rPr>
-        <w:t>流暢性</w:t>
+        <w:tab/>
+      </w:r>
+      <w:r>
+        <w:rPr>
+          <w:bCs/>
+        </w:rPr>
+        <w:tab/>
+      </w:r>
+      <w:r>
+        <w:rPr>
+          <w:bCs/>
+        </w:rPr>
+        <w:t>角</w:t>
+      </w:r>
+      <w:r>
+        <w:rPr>
+          <w:rFonts w:hint="eastAsia"/>
+          <w:bCs/>
+        </w:rPr>
+        <w:t>色</w:t>
       </w:r>
     </w:p>
     <w:p>
@@ -10924,27 +10279,27 @@
         <w:rPr>
           <w:bCs/>
         </w:rPr>
-        <w:tab/>
         <w:t>(e)</w:t>
-      </w:r>
-      <w:r>
-        <w:rPr>
-          <w:bCs/>
-        </w:rPr>
-        <w:tab/>
-      </w:r>
-      <w:r>
-        <w:rPr>
-          <w:bCs/>
-        </w:rPr>
-        <w:tab/>
-      </w:r>
-      <w:r>
-        <w:rPr>
-          <w:rFonts w:hint="eastAsia"/>
-          <w:bCs/>
-        </w:rPr>
-        <w:t>交叉查證</w:t>
+        <w:tab/>
+      </w:r>
+      <w:r>
+        <w:rPr>
+          <w:bCs/>
+        </w:rPr>
+        <w:tab/>
+      </w:r>
+      <w:r>
+        <w:rPr>
+          <w:bCs/>
+        </w:rPr>
+        <w:t>問</w:t>
+      </w:r>
+      <w:r>
+        <w:rPr>
+          <w:rFonts w:hint="eastAsia"/>
+          <w:bCs/>
+        </w:rPr>
+        <w:t>答遊戲</w:t>
       </w:r>
     </w:p>
     <w:p>
@@ -11012,21 +10367,22 @@
         <w:tab/>
       </w:r>
       <w:r>
-        <w:t>影像樣本</w:t>
-      </w:r>
-      <w:r>
-        <w:rPr>
-          <w:bCs/>
-        </w:rPr>
-        <w:tab/>
-        <w:t>@1</w:t>
-      </w:r>
-      <w:r>
-        <w:rPr>
-          <w:rFonts w:hint="eastAsia"/>
-          <w:bCs/>
-        </w:rPr>
-        <w:t>分</w:t>
+        <w:t>指令</w:t>
+        <w:tab/>
+        <w:t>@</w:t>
+      </w:r>
+      <w:r>
+        <w:rPr>
+          <w:bCs/>
+        </w:rPr>
+        <w:t>1分</w:t>
+      </w:r>
+      <w:r>
+        <w:rPr>
+          <w:rFonts w:hint="eastAsia"/>
+          <w:bCs/>
+        </w:rPr>
+        <w:t xml:space="preserve"> </w:t>
       </w:r>
     </w:p>
     <w:p>
@@ -11043,20 +10399,20 @@
         <w:ind w:left="850" w:hangingChars="354" w:hanging="850"/>
       </w:pPr>
       <w:r>
-        <w:tab/>
         <w:t>(b)</w:t>
-      </w:r>
-      <w:r>
-        <w:tab/>
-      </w:r>
-      <w:r>
-        <w:tab/>
-      </w:r>
-      <w:r>
-        <w:tab/>
-      </w:r>
-      <w:r>
-        <w:t>分享連結</w:t>
+        <w:tab/>
+      </w:r>
+      <w:r>
+        <w:tab/>
+      </w:r>
+      <w:r>
+        <w:t>T</w:t>
+      </w:r>
+      <w:r>
+        <w:t>M</w:t>
+      </w:r>
+      <w:r>
+        <w:t>IC</w:t>
       </w:r>
     </w:p>
     <w:p>
@@ -11073,11 +10429,7 @@
         <w:ind w:left="850" w:hangingChars="354" w:hanging="850"/>
       </w:pPr>
       <w:r>
-        <w:tab/>
-        <w:t>(</w:t>
-      </w:r>
-      <w:r>
-        <w:t>c</w:t>
+        <w:t>(c</w:t>
       </w:r>
       <w:r>
         <w:t>)</w:t>
@@ -11089,10 +10441,13 @@
         <w:tab/>
       </w:r>
       <w:r>
-        <w:tab/>
-      </w:r>
-      <w:r>
-        <w:t>輸出格式</w:t>
+        <w:t>閃</w:t>
+      </w:r>
+      <w:r>
+        <w:t>卡</w:t>
+      </w:r>
+      <w:r>
+        <w:t xml:space="preserve"> </w:t>
       </w:r>
     </w:p>
     <w:p>
@@ -11109,11 +10464,7 @@
         <w:ind w:left="850" w:hangingChars="354" w:hanging="850"/>
       </w:pPr>
       <w:r>
-        <w:tab/>
-        <w:t>(</w:t>
-      </w:r>
-      <w:r>
-        <w:t>d</w:t>
+        <w:t>(d</w:t>
       </w:r>
       <w:r>
         <w:t>)</w:t>
@@ -11125,10 +10476,13 @@
         <w:tab/>
       </w:r>
       <w:r>
-        <w:tab/>
-      </w:r>
-      <w:r>
-        <w:t>數據提取</w:t>
+        <w:t>私</w:t>
+      </w:r>
+      <w:r>
+        <w:t>隱</w:t>
+      </w:r>
+      <w:r>
+        <w:t xml:space="preserve"> </w:t>
       </w:r>
     </w:p>
     <w:p>
@@ -11148,11 +10502,7 @@
         </w:rPr>
       </w:pPr>
       <w:r>
-        <w:tab/>
-        <w:t>(</w:t>
-      </w:r>
-      <w:r>
-        <w:t>e</w:t>
+        <w:t>(e</w:t>
       </w:r>
       <w:r>
         <w:t>)</w:t>
@@ -11164,16 +10514,19 @@
         <w:tab/>
       </w:r>
       <w:r>
-        <w:tab/>
-      </w:r>
-      <w:r>
-        <w:t>私</w:t>
+        <w:t>積</w:t>
+      </w:r>
+      <w:r>
+        <w:t>木</w:t>
+      </w:r>
+      <w:r>
+        <w:t xml:space="preserve"> </w:t>
       </w:r>
       <w:r>
         <w:rPr>
           <w:rFonts w:ascii="新細明體" w:hAnsi="新細明體" w:cs="新細明體" w:hint="eastAsia"/>
         </w:rPr>
-        <w:t>隱</w:t>
+        <w:t xml:space="preserve"> </w:t>
       </w:r>
     </w:p>
     <w:p>
@@ -11324,31 +10677,31 @@
         <w:rPr>
           <w:rStyle w:val="citation-1228"/>
         </w:rPr>
-        <w:t>為了確認模型在不同光線或背景下的辨識表現是否穩定</w:t>
+        <w:t>R：例如要求 AI 扮演「行政校務助理」；C（背</w:t>
       </w:r>
       <w:r>
         <w:rPr>
           <w:rStyle w:val="citation-1228"/>
         </w:rPr>
-        <w:t xml:space="preserve"> </w:t>
+        <w:t>景</w:t>
       </w:r>
       <w:r>
         <w:rPr>
           <w:rStyle w:val="citation-1227"/>
         </w:rPr>
-        <w:t>。如果未經測試就使用，使用者可能會發現手勢無法被正確辨識（準確度低），導致遊戲角色不受控制，造成挫敗感並嚴重影響使用者體驗</w:t>
+        <w:t>）：提供通告內容或說明這是戶外考察物資清單。C（限制）：例如只提取與學生有關的項目</w:t>
       </w:r>
       <w:r>
         <w:rPr>
           <w:rStyle w:val="citation-1227"/>
         </w:rPr>
-        <w:t xml:space="preserve"> </w:t>
+        <w:t>、</w:t>
       </w:r>
       <w:r>
         <w:rPr>
           <w:rFonts w:ascii="新細明體" w:hAnsi="新細明體" w:cs="新細明體" w:hint="eastAsia"/>
         </w:rPr>
-        <w:t>。</w:t>
+        <w:t>不可編造日期、限制字數或輸出格式，以減少 AI 產生無關或錯誤資訊。</w:t>
       </w:r>
     </w:p>
     <w:sectPr>
@@ -11382,202 +10735,202 @@
 </file>
 
 <file path=word/footer1.xml><?xml version="1.0" encoding="utf-8"?>
-<w:ftr xmlns:wpc="http://schemas.microsoft.com/office/word/2010/wordprocessingCanvas" xmlns:cx="http://schemas.microsoft.com/office/drawing/2014/chartex" xmlns:cx1="http://schemas.microsoft.com/office/drawing/2015/9/8/chartex" xmlns:cx2="http://schemas.microsoft.com/office/drawing/2015/10/21/chartex" xmlns:cx3="http://schemas.microsoft.com/office/drawing/2016/5/9/chartex" xmlns:cx4="http://schemas.microsoft.com/office/drawing/2016/5/10/chartex" xmlns:cx5="http://schemas.microsoft.com/office/drawing/2016/5/11/chartex" xmlns:cx6="http://schemas.microsoft.com/office/drawing/2016/5/12/chartex" xmlns:cx7="http://schemas.microsoft.com/office/drawing/2016/5/13/chartex" xmlns:cx8="http://schemas.microsoft.com/office/drawing/2016/5/14/chartex" xmlns:mc="http://schemas.openxmlformats.org/markup-compatibility/2006" xmlns:aink="http://schemas.microsoft.com/office/drawing/2016/ink" xmlns:am3d="http://schemas.microsoft.com/office/drawing/2017/model3d" xmlns:o="urn:schemas-microsoft-com:office:office" xmlns:r="http://schemas.openxmlformats.org/officeDocument/2006/relationships" xmlns:m="http://schemas.openxmlformats.org/officeDocument/2006/math" xmlns:v="urn:schemas-microsoft-com:vml" xmlns:wp14="http://schemas.microsoft.com/office/word/2010/wordprocessingDrawing" xmlns:wp="http://schemas.openxmlformats.org/drawingml/2006/wordprocessingDrawing" xmlns:w10="urn:schemas-microsoft-com:office:word" xmlns:w="http://schemas.openxmlformats.org/wordprocessingml/2006/main" xmlns:w14="http://schemas.microsoft.com/office/word/2010/wordml" xmlns:w15="http://schemas.microsoft.com/office/word/2012/wordml" xmlns:w16cex="http://schemas.microsoft.com/office/word/2018/wordml/cex" xmlns:w16cid="http://schemas.microsoft.com/office/word/2016/wordml/cid" xmlns:w16="http://schemas.microsoft.com/office/word/2018/wordml" xmlns:w16sdtdh="http://schemas.microsoft.com/office/word/2020/wordml/sdtdatahash" xmlns:w16se="http://schemas.microsoft.com/office/word/2015/wordml/symex" xmlns:wpg="http://schemas.microsoft.com/office/word/2010/wordprocessingGroup" xmlns:wpi="http://schemas.microsoft.com/office/word/2010/wordprocessingInk" xmlns:wne="http://schemas.microsoft.com/office/word/2006/wordml" xmlns:wps="http://schemas.microsoft.com/office/word/2010/wordprocessingShape" mc:Ignorable="w14 w15 w16se w16cid w16 w16cex w16sdtdh wp14">
-  <w:sdt>
-    <w:sdtPr>
-      <w:rPr>
-        <w:sz w:val="16"/>
-      </w:rPr>
-      <w:id w:val="1187334563"/>
-      <w:docPartObj>
-        <w:docPartGallery w:val="Page Numbers (Bottom of Page)"/>
-        <w:docPartUnique/>
-      </w:docPartObj>
-    </w:sdtPr>
-    <w:sdtEndPr/>
-    <w:sdtContent>
-      <w:sdt>
-        <w:sdtPr>
-          <w:rPr>
-            <w:szCs w:val="24"/>
-          </w:rPr>
-          <w:id w:val="1195194862"/>
-          <w:docPartObj>
-            <w:docPartGallery w:val="Page Numbers (Bottom of Page)"/>
-            <w:docPartUnique/>
-          </w:docPartObj>
-        </w:sdtPr>
-        <w:sdtEndPr/>
-        <w:sdtContent>
-          <w:p>
-            <w:pPr>
-              <w:pStyle w:val="a8"/>
-              <w:tabs>
-                <w:tab w:val="clear" w:pos="4153"/>
-                <w:tab w:val="center" w:pos="4962"/>
-              </w:tabs>
-              <w:jc w:val="both"/>
-              <w:rPr>
-                <w:szCs w:val="24"/>
-              </w:rPr>
-            </w:pPr>
-            <w:r>
-              <w:rPr>
-                <w:rFonts w:hint="eastAsia"/>
-                <w:szCs w:val="24"/>
-              </w:rPr>
-              <w:t>202</w:t>
-            </w:r>
-            <w:r>
-              <w:rPr>
-                <w:szCs w:val="24"/>
-              </w:rPr>
-              <w:t>5</w:t>
-            </w:r>
-            <w:r>
-              <w:rPr>
-                <w:rFonts w:hint="eastAsia"/>
-                <w:szCs w:val="24"/>
-              </w:rPr>
-              <w:t>-202</w:t>
-            </w:r>
-            <w:r>
-              <w:rPr>
-                <w:szCs w:val="24"/>
-              </w:rPr>
-              <w:t>6</w:t>
-            </w:r>
-            <w:r>
-              <w:rPr>
-                <w:rFonts w:hint="eastAsia"/>
-                <w:szCs w:val="24"/>
-              </w:rPr>
-              <w:t xml:space="preserve"> </w:t>
-            </w:r>
-            <w:r>
-              <w:rPr>
-                <w:rFonts w:hint="eastAsia"/>
-                <w:szCs w:val="24"/>
-              </w:rPr>
-              <w:t>中</w:t>
-            </w:r>
-            <w:r>
-              <w:rPr>
-                <w:szCs w:val="24"/>
-                <w:lang w:val="x-none"/>
-              </w:rPr>
-              <w:t>二</w:t>
-            </w:r>
-            <w:r>
-              <w:rPr>
-                <w:rFonts w:hint="eastAsia"/>
-                <w:szCs w:val="24"/>
-              </w:rPr>
-              <w:t>級</w:t>
-            </w:r>
-            <w:r>
-              <w:rPr>
-                <w:rFonts w:hint="eastAsia"/>
-                <w:szCs w:val="24"/>
-              </w:rPr>
-              <w:t>下</w:t>
-            </w:r>
-            <w:r>
-              <w:rPr>
-                <w:rFonts w:hint="eastAsia"/>
-                <w:szCs w:val="24"/>
-              </w:rPr>
-              <w:t>學期考試</w:t>
-            </w:r>
-            <w:r>
-              <w:rPr>
-                <w:rFonts w:hint="eastAsia"/>
-                <w:szCs w:val="24"/>
-              </w:rPr>
-              <w:t xml:space="preserve"> - </w:t>
-            </w:r>
-            <w:r>
-              <w:rPr>
-                <w:rFonts w:hint="eastAsia"/>
-                <w:szCs w:val="24"/>
-              </w:rPr>
-              <w:t>電腦認知</w:t>
-            </w:r>
-            <w:r>
-              <w:rPr>
-                <w:szCs w:val="24"/>
-              </w:rPr>
-              <w:tab/>
-            </w:r>
-            <w:r>
-              <w:rPr>
-                <w:szCs w:val="24"/>
-              </w:rPr>
-              <w:tab/>
-            </w:r>
-            <w:r>
-              <w:rPr>
-                <w:szCs w:val="24"/>
-              </w:rPr>
-              <w:tab/>
-            </w:r>
-            <w:r>
-              <w:rPr>
-                <w:szCs w:val="24"/>
-              </w:rPr>
-              <w:tab/>
-            </w:r>
-            <w:r>
-              <w:rPr>
-                <w:rFonts w:hint="eastAsia"/>
-                <w:szCs w:val="24"/>
-              </w:rPr>
-              <w:t>第</w:t>
-            </w:r>
-            <w:r>
-              <w:rPr>
-                <w:szCs w:val="24"/>
-              </w:rPr>
-              <w:fldChar w:fldCharType="begin"/>
-            </w:r>
-            <w:r>
-              <w:rPr>
-                <w:szCs w:val="24"/>
-              </w:rPr>
-              <w:instrText>PAGE   \* MERGEFORMAT</w:instrText>
-            </w:r>
-            <w:r>
-              <w:rPr>
-                <w:szCs w:val="24"/>
-              </w:rPr>
-              <w:fldChar w:fldCharType="separate"/>
-            </w:r>
-            <w:r>
-              <w:rPr>
-                <w:noProof/>
-                <w:szCs w:val="24"/>
-              </w:rPr>
-              <w:t>5</w:t>
-            </w:r>
-            <w:r>
-              <w:rPr>
-                <w:szCs w:val="24"/>
-              </w:rPr>
-              <w:fldChar w:fldCharType="end"/>
-            </w:r>
-            <w:r>
-              <w:rPr>
-                <w:rFonts w:hint="eastAsia"/>
-                <w:szCs w:val="24"/>
-              </w:rPr>
-              <w:t>頁</w:t>
-            </w:r>
-          </w:p>
-        </w:sdtContent>
-      </w:sdt>
-    </w:sdtContent>
-  </w:sdt>
-</w:ftr>
+<ns0:ftr xmlns:ns0="http://schemas.openxmlformats.org/wordprocessingml/2006/main" xmlns:ns1="http://schemas.openxmlformats.org/markup-compatibility/2006" xmlns:ns2="http://schemas.microsoft.com/office/word/2010/wordml" ns1:Ignorable="w14 w15 w16se w16cid w16 w16cex w16sdtdh wp14">
+  <ns0:sdt>
+    <ns0:sdtPr>
+      <ns0:rPr>
+        <ns0:sz ns0:val="16"/>
+      </ns0:rPr>
+      <ns0:id ns0:val="1187334563"/>
+      <ns0:docPartObj>
+        <ns0:docPartGallery ns0:val="Page Numbers (Bottom of Page)"/>
+        <ns0:docPartUnique/>
+      </ns0:docPartObj>
+    </ns0:sdtPr>
+    <ns0:sdtEndPr/>
+    <ns0:sdtContent>
+      <ns0:sdt>
+        <ns0:sdtPr>
+          <ns0:rPr>
+            <ns0:szCs ns0:val="24"/>
+          </ns0:rPr>
+          <ns0:id ns0:val="1195194862"/>
+          <ns0:docPartObj>
+            <ns0:docPartGallery ns0:val="Page Numbers (Bottom of Page)"/>
+            <ns0:docPartUnique/>
+          </ns0:docPartObj>
+        </ns0:sdtPr>
+        <ns0:sdtEndPr/>
+        <ns0:sdtContent>
+          <ns0:p ns2:paraId="47236C06" ns2:textId="6B785F7C" ns0:rsidR="00FC29B1" ns0:rsidRPr="00E81EDC" ns0:rsidRDefault="00FC29B1" ns0:rsidP="00370185">
+            <ns0:pPr>
+              <ns0:pStyle ns0:val="a8"/>
+              <ns0:tabs>
+                <ns0:tab ns0:val="clear" ns0:pos="4153"/>
+                <ns0:tab ns0:val="center" ns0:pos="4962"/>
+              </ns0:tabs>
+              <ns0:jc ns0:val="both"/>
+              <ns0:rPr>
+                <ns0:szCs ns0:val="24"/>
+              </ns0:rPr>
+            </ns0:pPr>
+            <ns0:r ns0:rsidRPr="001A7F6B">
+              <ns0:rPr>
+                <ns0:rFonts ns0:hint="eastAsia"/>
+                <ns0:szCs ns0:val="24"/>
+              </ns0:rPr>
+              <ns0:t>202</ns0:t>
+            </ns0:r>
+            <ns0:r ns0:rsidR="00650D1D">
+              <ns0:rPr>
+                <ns0:szCs ns0:val="24"/>
+              </ns0:rPr>
+              <ns0:t>5</ns0:t>
+            </ns0:r>
+            <ns0:r ns0:rsidRPr="001A7F6B">
+              <ns0:rPr>
+                <ns0:rFonts ns0:hint="eastAsia"/>
+                <ns0:szCs ns0:val="24"/>
+              </ns0:rPr>
+              <ns0:t>-202</ns0:t>
+            </ns0:r>
+            <ns0:r ns0:rsidR="00650D1D">
+              <ns0:rPr>
+                <ns0:szCs ns0:val="24"/>
+              </ns0:rPr>
+              <ns0:t>6</ns0:t>
+            </ns0:r>
+            <ns0:r ns0:rsidRPr="001A7F6B">
+              <ns0:rPr>
+                <ns0:rFonts ns0:hint="eastAsia"/>
+                <ns0:szCs ns0:val="24"/>
+              </ns0:rPr>
+              <ns0:t xml:space="preserve"> </ns0:t>
+            </ns0:r>
+            <ns0:r ns0:rsidRPr="001A7F6B">
+              <ns0:rPr>
+                <ns0:rFonts ns0:hint="eastAsia"/>
+                <ns0:szCs ns0:val="24"/>
+              </ns0:rPr>
+              <ns0:t>中</ns0:t>
+            </ns0:r>
+            <ns0:r>
+              <ns0:rPr>
+                <ns0:szCs ns0:val="24"/>
+                <ns0:lang ns0:val="x-none"/>
+              </ns0:rPr>
+              <ns0:t>二</ns0:t>
+            </ns0:r>
+            <ns0:r ns0:rsidRPr="001A7F6B">
+              <ns0:rPr>
+                <ns0:rFonts ns0:hint="eastAsia"/>
+                <ns0:szCs ns0:val="24"/>
+              </ns0:rPr>
+              <ns0:t>級</ns0:t>
+            </ns0:r>
+            <ns0:r>
+              <ns0:rPr>
+                <ns0:rFonts ns0:hint="eastAsia"/>
+                <ns0:szCs ns0:val="24"/>
+              </ns0:rPr>
+              <ns0:t>下</ns0:t>
+            </ns0:r>
+            <ns0:r ns0:rsidRPr="001A7F6B">
+              <ns0:rPr>
+                <ns0:rFonts ns0:hint="eastAsia"/>
+                <ns0:szCs ns0:val="24"/>
+              </ns0:rPr>
+              <ns0:t>學期考試</ns0:t>
+            </ns0:r>
+            <ns0:r ns0:rsidRPr="001A7F6B">
+              <ns0:rPr>
+                <ns0:rFonts ns0:hint="eastAsia"/>
+                <ns0:szCs ns0:val="24"/>
+              </ns0:rPr>
+              <ns0:t xml:space="preserve">-電腦</ns0:t>
+            </ns0:r>
+            <ns0:r ns0:rsidRPr="001A7F6B">
+              <ns0:rPr>
+                <ns0:rFonts ns0:hint="eastAsia"/>
+                <ns0:szCs ns0:val="24"/>
+              </ns0:rPr>
+              <ns0:t>認知第5</ns0:t>
+            </ns0:r>
+            <ns0:r ns0:rsidRPr="001A7F6B">
+              <ns0:rPr>
+                <ns0:szCs ns0:val="24"/>
+              </ns0:rPr>
+              <ns0:tab/>
+            </ns0:r>
+            <ns0:r ns0:rsidRPr="001A7F6B">
+              <ns0:rPr>
+                <ns0:szCs ns0:val="24"/>
+              </ns0:rPr>
+              <ns0:tab/>
+            </ns0:r>
+            <ns0:r ns0:rsidRPr="001A7F6B">
+              <ns0:rPr>
+                <ns0:szCs ns0:val="24"/>
+              </ns0:rPr>
+              <ns0:tab/>
+            </ns0:r>
+            <ns0:r ns0:rsidRPr="001A7F6B">
+              <ns0:rPr>
+                <ns0:szCs ns0:val="24"/>
+              </ns0:rPr>
+              <ns0:tab/>
+            </ns0:r>
+            <ns0:r ns0:rsidRPr="001A7F6B">
+              <ns0:rPr>
+                <ns0:rFonts ns0:hint="eastAsia"/>
+                <ns0:szCs ns0:val="24"/>
+              </ns0:rPr>
+              <ns0:t>頁</ns0:t>
+            </ns0:r>
+            <ns0:r ns0:rsidRPr="001A7F6B">
+              <ns0:rPr>
+                <ns0:szCs ns0:val="24"/>
+              </ns0:rPr>
+              <ns0:fldChar ns0:fldCharType="begin"/>
+            </ns0:r>
+            <ns0:r ns0:rsidRPr="001A7F6B">
+              <ns0:rPr>
+                <ns0:szCs ns0:val="24"/>
+              </ns0:rPr>
+              <ns0:instrText>PAGE   \* MERGEFORMAT</ns0:instrText>
+            </ns0:r>
+            <ns0:r ns0:rsidRPr="001A7F6B">
+              <ns0:rPr>
+                <ns0:szCs ns0:val="24"/>
+              </ns0:rPr>
+              <ns0:fldChar ns0:fldCharType="separate"/>
+            </ns0:r>
+            <ns0:r>
+              <ns0:rPr>
+                <ns0:noProof/>
+                <ns0:szCs ns0:val="24"/>
+              </ns0:rPr>
+              <ns0:t/>
+            </ns0:r>
+            <ns0:r ns0:rsidRPr="001A7F6B">
+              <ns0:rPr>
+                <ns0:szCs ns0:val="24"/>
+              </ns0:rPr>
+              <ns0:fldChar ns0:fldCharType="end"/>
+            </ns0:r>
+            <ns0:r ns0:rsidRPr="001A7F6B">
+              <ns0:rPr>
+                <ns0:rFonts ns0:hint="eastAsia"/>
+                <ns0:szCs ns0:val="24"/>
+              </ns0:rPr>
+              <ns0:t/>
+            </ns0:r>
+          </ns0:p>
+        </ns0:sdtContent>
+      </ns0:sdt>
+    </ns0:sdtContent>
+  </ns0:sdt>
+</ns0:ftr>
 </file>
 
 <file path=word/footnotes.xml><?xml version="1.0" encoding="utf-8"?>
